--- a/document/chapter/part_11.docx
+++ b/document/chapter/part_11.docx
@@ -5,34 +5,7 @@
     <w:p>
       <w:pPr>
         <w:pStyle w:val="1"/>
-        <w:rPr>
-          <w:rFonts w:hint="eastAsia"/>
-        </w:rPr>
-      </w:pPr>
-      <w:r>
-        <w:rPr>
-          <w:rFonts w:hint="eastAsia"/>
-        </w:rPr>
-        <w:t>第</w:t>
-      </w:r>
-      <w:r>
-        <w:rPr>
-          <w:rFonts w:hint="eastAsia"/>
-        </w:rPr>
-        <w:t>11</w:t>
-      </w:r>
-      <w:r>
-        <w:rPr>
-          <w:rFonts w:hint="eastAsia"/>
-        </w:rPr>
-        <w:t>章</w:t>
-      </w:r>
-      <w:r>
-        <w:rPr>
-          <w:rFonts w:hint="eastAsia"/>
-        </w:rPr>
-        <w:t xml:space="preserve"> </w:t>
-      </w:r>
+      </w:pPr>
       <w:r>
         <w:rPr>
           <w:rFonts w:hint="eastAsia"/>
@@ -46,18 +19,17 @@
         <w:ind w:firstLineChars="200" w:firstLine="560"/>
         <w:jc w:val="both"/>
         <w:rPr>
-          <w:rFonts w:ascii="Times New Roman" w:eastAsia="標楷體" w:hAnsi="Times New Roman"/>
-          <w:sz w:val="28"/>
-        </w:rPr>
-      </w:pPr>
-      <w:r>
-        <w:rPr>
           <w:rFonts w:ascii="Times New Roman" w:eastAsia="標楷體" w:hAnsi="Times New Roman" w:hint="eastAsia"/>
           <w:sz w:val="28"/>
         </w:rPr>
+      </w:pPr>
+      <w:r>
+        <w:rPr>
+          <w:rFonts w:ascii="Times New Roman" w:eastAsia="標楷體" w:hAnsi="Times New Roman" w:hint="eastAsia"/>
+          <w:sz w:val="28"/>
+        </w:rPr>
         <w:t>「</w:t>
       </w:r>
-      <w:proofErr w:type="spellStart"/>
       <w:r>
         <w:rPr>
           <w:rFonts w:ascii="Times New Roman" w:eastAsia="標楷體" w:hAnsi="Times New Roman" w:hint="eastAsia"/>
@@ -65,82 +37,229 @@
         </w:rPr>
         <w:t>Dr.W</w:t>
       </w:r>
-      <w:proofErr w:type="spellEnd"/>
-      <w:proofErr w:type="gramStart"/>
       <w:r>
         <w:rPr>
           <w:rFonts w:ascii="Times New Roman" w:eastAsia="標楷體" w:hAnsi="Times New Roman" w:hint="eastAsia"/>
           <w:sz w:val="28"/>
         </w:rPr>
-        <w:t>–</w:t>
-      </w:r>
-      <w:proofErr w:type="gramEnd"/>
+        <w:t>–傷口管家」尚未上架於</w:t>
+      </w:r>
+      <w:r>
+        <w:rPr>
+          <w:rFonts w:ascii="Times New Roman" w:eastAsia="標楷體" w:hAnsi="Times New Roman"/>
+          <w:sz w:val="28"/>
+        </w:rPr>
+        <w:t>Google Play</w:t>
+      </w:r>
       <w:r>
         <w:rPr>
           <w:rFonts w:ascii="Times New Roman" w:eastAsia="標楷體" w:hAnsi="Times New Roman" w:hint="eastAsia"/>
           <w:sz w:val="28"/>
         </w:rPr>
-        <w:t>傷口管家」</w:t>
+        <w:t>商店，因此本系統由掃描</w:t>
+      </w:r>
+      <w:r>
+        <w:rPr>
+          <w:rFonts w:ascii="Times New Roman" w:eastAsia="標楷體" w:hAnsi="Times New Roman"/>
+          <w:sz w:val="28"/>
+        </w:rPr>
+        <w:t>QR-code</w:t>
       </w:r>
       <w:r>
         <w:rPr>
           <w:rFonts w:ascii="Times New Roman" w:eastAsia="標楷體" w:hAnsi="Times New Roman" w:hint="eastAsia"/>
           <w:sz w:val="28"/>
         </w:rPr>
-        <w:t>尚未</w:t>
-      </w:r>
-      <w:proofErr w:type="gramStart"/>
+        <w:t>的方式下載</w:t>
+      </w:r>
       <w:r>
         <w:rPr>
           <w:rFonts w:ascii="Times New Roman" w:eastAsia="標楷體" w:hAnsi="Times New Roman" w:hint="eastAsia"/>
           <w:sz w:val="28"/>
         </w:rPr>
-        <w:t>上架於</w:t>
-      </w:r>
-      <w:proofErr w:type="gramEnd"/>
-      <w:r>
-        <w:rPr>
-          <w:rFonts w:ascii="Times New Roman" w:eastAsia="標楷體" w:hAnsi="Times New Roman"/>
-          <w:sz w:val="28"/>
-        </w:rPr>
-        <w:t>Google Play</w:t>
+        <w:t>apk</w:t>
       </w:r>
       <w:r>
         <w:rPr>
           <w:rFonts w:ascii="Times New Roman" w:eastAsia="標楷體" w:hAnsi="Times New Roman" w:hint="eastAsia"/>
           <w:sz w:val="28"/>
         </w:rPr>
-        <w:t>商店，因此本系統由掃描</w:t>
-      </w:r>
-      <w:r>
-        <w:rPr>
-          <w:rFonts w:ascii="Times New Roman" w:eastAsia="標楷體" w:hAnsi="Times New Roman"/>
-          <w:sz w:val="28"/>
-        </w:rPr>
-        <w:t>QR-code</w:t>
+        <w:t>檔</w:t>
       </w:r>
       <w:r>
         <w:rPr>
           <w:rFonts w:ascii="Times New Roman" w:eastAsia="標楷體" w:hAnsi="Times New Roman" w:hint="eastAsia"/>
           <w:sz w:val="28"/>
         </w:rPr>
-        <w:t>的方式下載</w:t>
-      </w:r>
-      <w:proofErr w:type="spellStart"/>
+        <w:t>。</w:t>
+      </w:r>
+    </w:p>
+    <w:p>
+      <w:pPr>
+        <w:pStyle w:val="af3"/>
+        <w:keepNext/>
+        <w:spacing w:after="0" w:line="240" w:lineRule="auto"/>
+        <w:jc w:val="center"/>
+        <w:rPr>
+          <w:rFonts w:ascii="Times New Roman" w:eastAsia="標楷體" w:hAnsi="Times New Roman"/>
+          <w:sz w:val="28"/>
+        </w:rPr>
+      </w:pPr>
       <w:r>
         <w:rPr>
           <w:rFonts w:ascii="Times New Roman" w:eastAsia="標楷體" w:hAnsi="Times New Roman" w:hint="eastAsia"/>
           <w:sz w:val="28"/>
         </w:rPr>
-        <w:t>apk</w:t>
-      </w:r>
-      <w:proofErr w:type="spellEnd"/>
+        <w:t>表</w:t>
+      </w:r>
       <w:r>
         <w:rPr>
           <w:rFonts w:ascii="Times New Roman" w:eastAsia="標楷體" w:hAnsi="Times New Roman" w:hint="eastAsia"/>
           <w:sz w:val="28"/>
         </w:rPr>
-        <w:t>檔</w:t>
+        <w:t xml:space="preserve"> </w:t>
+      </w:r>
+      <w:r>
+        <w:rPr>
+          <w:rFonts w:ascii="Times New Roman" w:eastAsia="標楷體" w:hAnsi="Times New Roman"/>
+          <w:sz w:val="28"/>
+        </w:rPr>
+        <w:fldChar w:fldCharType="begin"/>
+      </w:r>
+      <w:r>
+        <w:rPr>
+          <w:rFonts w:ascii="Times New Roman" w:eastAsia="標楷體" w:hAnsi="Times New Roman"/>
+          <w:sz w:val="28"/>
+        </w:rPr>
+        <w:instrText xml:space="preserve"> </w:instrText>
+      </w:r>
+      <w:r>
+        <w:rPr>
+          <w:rFonts w:ascii="Times New Roman" w:eastAsia="標楷體" w:hAnsi="Times New Roman" w:hint="eastAsia"/>
+          <w:sz w:val="28"/>
+        </w:rPr>
+        <w:instrText>STYLEREF 1 \s</w:instrText>
+      </w:r>
+      <w:r>
+        <w:rPr>
+          <w:rFonts w:ascii="Times New Roman" w:eastAsia="標楷體" w:hAnsi="Times New Roman"/>
+          <w:sz w:val="28"/>
+        </w:rPr>
+        <w:instrText xml:space="preserve"> </w:instrText>
+      </w:r>
+      <w:r>
+        <w:rPr>
+          <w:rFonts w:ascii="Times New Roman" w:eastAsia="標楷體" w:hAnsi="Times New Roman"/>
+          <w:sz w:val="28"/>
+        </w:rPr>
+        <w:fldChar w:fldCharType="separate"/>
+      </w:r>
+      <w:r>
+        <w:rPr>
+          <w:rFonts w:ascii="Times New Roman" w:eastAsia="標楷體" w:hAnsi="Times New Roman"/>
+          <w:noProof/>
+          <w:sz w:val="28"/>
+        </w:rPr>
+        <w:t>11</w:t>
+      </w:r>
+      <w:r>
+        <w:rPr>
+          <w:rFonts w:ascii="Times New Roman" w:eastAsia="標楷體" w:hAnsi="Times New Roman"/>
+          <w:sz w:val="28"/>
+        </w:rPr>
+        <w:fldChar w:fldCharType="end"/>
+      </w:r>
+      <w:r>
+        <w:rPr>
+          <w:rFonts w:ascii="Times New Roman" w:eastAsia="標楷體" w:hAnsi="Times New Roman"/>
+          <w:sz w:val="28"/>
+        </w:rPr>
+        <w:noBreakHyphen/>
+      </w:r>
+      <w:r>
+        <w:rPr>
+          <w:rFonts w:ascii="Times New Roman" w:eastAsia="標楷體" w:hAnsi="Times New Roman"/>
+          <w:sz w:val="28"/>
+        </w:rPr>
+        <w:fldChar w:fldCharType="begin"/>
+      </w:r>
+      <w:r>
+        <w:rPr>
+          <w:rFonts w:ascii="Times New Roman" w:eastAsia="標楷體" w:hAnsi="Times New Roman"/>
+          <w:sz w:val="28"/>
+        </w:rPr>
+        <w:instrText xml:space="preserve"> </w:instrText>
+      </w:r>
+      <w:r>
+        <w:rPr>
+          <w:rFonts w:ascii="Times New Roman" w:eastAsia="標楷體" w:hAnsi="Times New Roman" w:hint="eastAsia"/>
+          <w:sz w:val="28"/>
+        </w:rPr>
+        <w:instrText xml:space="preserve">SEQ </w:instrText>
+      </w:r>
+      <w:r>
+        <w:rPr>
+          <w:rFonts w:ascii="Times New Roman" w:eastAsia="標楷體" w:hAnsi="Times New Roman" w:hint="eastAsia"/>
+          <w:sz w:val="28"/>
+        </w:rPr>
+        <w:instrText>表</w:instrText>
+      </w:r>
+      <w:r>
+        <w:rPr>
+          <w:rFonts w:ascii="Times New Roman" w:eastAsia="標楷體" w:hAnsi="Times New Roman" w:hint="eastAsia"/>
+          <w:sz w:val="28"/>
+        </w:rPr>
+        <w:instrText xml:space="preserve"> \* ARABIC \s 1</w:instrText>
+      </w:r>
+      <w:r>
+        <w:rPr>
+          <w:rFonts w:ascii="Times New Roman" w:eastAsia="標楷體" w:hAnsi="Times New Roman"/>
+          <w:sz w:val="28"/>
+        </w:rPr>
+        <w:instrText xml:space="preserve"> </w:instrText>
+      </w:r>
+      <w:r>
+        <w:rPr>
+          <w:rFonts w:ascii="Times New Roman" w:eastAsia="標楷體" w:hAnsi="Times New Roman"/>
+          <w:sz w:val="28"/>
+        </w:rPr>
+        <w:fldChar w:fldCharType="separate"/>
+      </w:r>
+      <w:r>
+        <w:rPr>
+          <w:rFonts w:ascii="Times New Roman" w:eastAsia="標楷體" w:hAnsi="Times New Roman"/>
+          <w:noProof/>
+          <w:sz w:val="28"/>
+        </w:rPr>
+        <w:t>1</w:t>
+      </w:r>
+      <w:r>
+        <w:rPr>
+          <w:rFonts w:ascii="Times New Roman" w:eastAsia="標楷體" w:hAnsi="Times New Roman"/>
+          <w:sz w:val="28"/>
+        </w:rPr>
+        <w:fldChar w:fldCharType="end"/>
+      </w:r>
+      <w:r>
+        <w:rPr>
+          <w:rFonts w:ascii="Times New Roman" w:eastAsia="標楷體" w:hAnsi="Times New Roman"/>
+          <w:sz w:val="28"/>
+        </w:rPr>
+        <w:t xml:space="preserve"> </w:t>
+      </w:r>
+      <w:r>
+        <w:rPr>
+          <w:rFonts w:ascii="Times New Roman" w:eastAsia="標楷體" w:hAnsi="Times New Roman" w:hint="eastAsia"/>
+          <w:sz w:val="28"/>
+        </w:rPr>
+        <w:t>系統安裝</w:t>
+      </w:r>
+      <w:r>
+        <w:rPr>
+          <w:rFonts w:ascii="Times New Roman" w:eastAsia="標楷體" w:hAnsi="Times New Roman"/>
+          <w:sz w:val="28"/>
+        </w:rPr>
+        <w:t>表</w:t>
       </w:r>
     </w:p>
     <w:tbl>
@@ -171,7 +290,7 @@
               <w:jc w:val="center"/>
               <w:textAlignment w:val="center"/>
               <w:rPr>
-                <w:rFonts w:ascii="Times New Roman" w:eastAsia="標楷體" w:hAnsi="Times New Roman" w:hint="eastAsia"/>
+                <w:rFonts w:ascii="Times New Roman" w:eastAsia="標楷體" w:hAnsi="Times New Roman"/>
                 <w:sz w:val="28"/>
               </w:rPr>
             </w:pPr>
@@ -208,7 +327,7 @@
               <w:jc w:val="center"/>
               <w:textAlignment w:val="center"/>
               <w:rPr>
-                <w:rFonts w:ascii="Times New Roman" w:eastAsia="標楷體" w:hAnsi="Times New Roman" w:hint="eastAsia"/>
+                <w:rFonts w:ascii="Times New Roman" w:eastAsia="標楷體" w:hAnsi="Times New Roman"/>
                 <w:sz w:val="28"/>
               </w:rPr>
             </w:pPr>
@@ -238,7 +357,7 @@
               <w:jc w:val="center"/>
               <w:textAlignment w:val="center"/>
               <w:rPr>
-                <w:rFonts w:ascii="Times New Roman" w:eastAsia="標楷體" w:hAnsi="Times New Roman" w:hint="eastAsia"/>
+                <w:rFonts w:ascii="Times New Roman" w:eastAsia="標楷體" w:hAnsi="Times New Roman"/>
                 <w:sz w:val="28"/>
               </w:rPr>
             </w:pPr>
@@ -255,7 +374,7 @@
               <w:jc w:val="center"/>
               <w:textAlignment w:val="center"/>
               <w:rPr>
-                <w:rFonts w:ascii="Times New Roman" w:eastAsia="標楷體" w:hAnsi="Times New Roman" w:hint="eastAsia"/>
+                <w:rFonts w:ascii="Times New Roman" w:eastAsia="標楷體" w:hAnsi="Times New Roman"/>
                 <w:sz w:val="28"/>
               </w:rPr>
             </w:pPr>
@@ -281,7 +400,7 @@
                           <pic:cNvPicPr/>
                         </pic:nvPicPr>
                         <pic:blipFill rotWithShape="1">
-                          <a:blip r:embed="rId6" cstate="print">
+                          <a:blip r:embed="rId8" cstate="print">
                             <a:extLst>
                               <a:ext uri="{28A0092B-C50C-407E-A947-70E740481C1C}">
                                 <a14:useLocalDpi xmlns:a14="http://schemas.microsoft.com/office/drawing/2010/main" val="0"/>
@@ -323,7 +442,7 @@
         <w:spacing w:after="0" w:line="240" w:lineRule="auto"/>
         <w:jc w:val="both"/>
         <w:rPr>
-          <w:rFonts w:ascii="Times New Roman" w:eastAsia="標楷體" w:hAnsi="Times New Roman" w:hint="eastAsia"/>
+          <w:rFonts w:ascii="Times New Roman" w:eastAsia="標楷體" w:hAnsi="Times New Roman"/>
           <w:sz w:val="28"/>
         </w:rPr>
       </w:pPr>
@@ -372,7 +491,7 @@
               <w:jc w:val="center"/>
               <w:textAlignment w:val="center"/>
               <w:rPr>
-                <w:rFonts w:ascii="Times New Roman" w:eastAsia="標楷體" w:hAnsi="Times New Roman" w:hint="eastAsia"/>
+                <w:rFonts w:ascii="Times New Roman" w:eastAsia="標楷體" w:hAnsi="Times New Roman"/>
                 <w:sz w:val="28"/>
               </w:rPr>
             </w:pPr>
@@ -403,7 +522,7 @@
               <w:jc w:val="center"/>
               <w:textAlignment w:val="center"/>
               <w:rPr>
-                <w:rFonts w:ascii="Times New Roman" w:eastAsia="標楷體" w:hAnsi="Times New Roman" w:hint="eastAsia"/>
+                <w:rFonts w:ascii="Times New Roman" w:eastAsia="標楷體" w:hAnsi="Times New Roman"/>
                 <w:sz w:val="28"/>
               </w:rPr>
             </w:pPr>
@@ -447,7 +566,7 @@
               <w:jc w:val="center"/>
               <w:textAlignment w:val="center"/>
               <w:rPr>
-                <w:rFonts w:ascii="Times New Roman" w:eastAsia="標楷體" w:hAnsi="Times New Roman" w:hint="eastAsia"/>
+                <w:rFonts w:ascii="Times New Roman" w:eastAsia="標楷體" w:hAnsi="Times New Roman"/>
                 <w:sz w:val="28"/>
               </w:rPr>
             </w:pPr>
@@ -473,7 +592,7 @@
                           <pic:cNvPicPr/>
                         </pic:nvPicPr>
                         <pic:blipFill rotWithShape="1">
-                          <a:blip r:embed="rId7" cstate="print">
+                          <a:blip r:embed="rId9" cstate="print">
                             <a:extLst>
                               <a:ext uri="{28A0092B-C50C-407E-A947-70E740481C1C}">
                                 <a14:useLocalDpi xmlns:a14="http://schemas.microsoft.com/office/drawing/2010/main" val="0"/>
@@ -519,7 +638,7 @@
               <w:jc w:val="center"/>
               <w:textAlignment w:val="center"/>
               <w:rPr>
-                <w:rFonts w:ascii="Times New Roman" w:eastAsia="標楷體" w:hAnsi="Times New Roman" w:hint="eastAsia"/>
+                <w:rFonts w:ascii="Times New Roman" w:eastAsia="標楷體" w:hAnsi="Times New Roman"/>
                 <w:sz w:val="28"/>
               </w:rPr>
             </w:pPr>
@@ -545,7 +664,7 @@
                           <pic:cNvPicPr/>
                         </pic:nvPicPr>
                         <pic:blipFill rotWithShape="1">
-                          <a:blip r:embed="rId8" cstate="print">
+                          <a:blip r:embed="rId10" cstate="print">
                             <a:extLst>
                               <a:ext uri="{28A0092B-C50C-407E-A947-70E740481C1C}">
                                 <a14:useLocalDpi xmlns:a14="http://schemas.microsoft.com/office/drawing/2010/main" val="0"/>
@@ -602,7 +721,7 @@
               <w:jc w:val="center"/>
               <w:textAlignment w:val="center"/>
               <w:rPr>
-                <w:rFonts w:ascii="Times New Roman" w:eastAsia="標楷體" w:hAnsi="Times New Roman" w:hint="eastAsia"/>
+                <w:rFonts w:ascii="Times New Roman" w:eastAsia="標楷體" w:hAnsi="Times New Roman"/>
                 <w:sz w:val="28"/>
               </w:rPr>
             </w:pPr>
@@ -664,7 +783,7 @@
               <w:jc w:val="center"/>
               <w:textAlignment w:val="center"/>
               <w:rPr>
-                <w:rFonts w:ascii="Times New Roman" w:eastAsia="標楷體" w:hAnsi="Times New Roman" w:hint="eastAsia"/>
+                <w:rFonts w:ascii="Times New Roman" w:eastAsia="標楷體" w:hAnsi="Times New Roman"/>
                 <w:sz w:val="28"/>
               </w:rPr>
             </w:pPr>
@@ -690,7 +809,7 @@
                           <pic:cNvPicPr/>
                         </pic:nvPicPr>
                         <pic:blipFill rotWithShape="1">
-                          <a:blip r:embed="rId9" cstate="print">
+                          <a:blip r:embed="rId11" cstate="print">
                             <a:extLst>
                               <a:ext uri="{28A0092B-C50C-407E-A947-70E740481C1C}">
                                 <a14:useLocalDpi xmlns:a14="http://schemas.microsoft.com/office/drawing/2010/main" val="0"/>
@@ -763,7 +882,7 @@
                           <pic:cNvPicPr/>
                         </pic:nvPicPr>
                         <pic:blipFill rotWithShape="1">
-                          <a:blip r:embed="rId10" cstate="print">
+                          <a:blip r:embed="rId12" cstate="print">
                             <a:extLst>
                               <a:ext uri="{28A0092B-C50C-407E-A947-70E740481C1C}">
                                 <a14:useLocalDpi xmlns:a14="http://schemas.microsoft.com/office/drawing/2010/main" val="0"/>
@@ -820,7 +939,7 @@
               <w:jc w:val="center"/>
               <w:textAlignment w:val="center"/>
               <w:rPr>
-                <w:rFonts w:ascii="Times New Roman" w:eastAsia="標楷體" w:hAnsi="Times New Roman" w:hint="eastAsia"/>
+                <w:rFonts w:ascii="Times New Roman" w:eastAsia="標楷體" w:hAnsi="Times New Roman"/>
                 <w:sz w:val="28"/>
               </w:rPr>
             </w:pPr>
@@ -883,7 +1002,7 @@
               <w:jc w:val="center"/>
               <w:textAlignment w:val="center"/>
               <w:rPr>
-                <w:rFonts w:ascii="Times New Roman" w:eastAsia="標楷體" w:hAnsi="Times New Roman" w:hint="eastAsia"/>
+                <w:rFonts w:ascii="Times New Roman" w:eastAsia="標楷體" w:hAnsi="Times New Roman"/>
                 <w:sz w:val="28"/>
               </w:rPr>
             </w:pPr>
@@ -909,7 +1028,7 @@
                           <pic:cNvPicPr/>
                         </pic:nvPicPr>
                         <pic:blipFill rotWithShape="1">
-                          <a:blip r:embed="rId11" cstate="print">
+                          <a:blip r:embed="rId13" cstate="print">
                             <a:extLst>
                               <a:ext uri="{28A0092B-C50C-407E-A947-70E740481C1C}">
                                 <a14:useLocalDpi xmlns:a14="http://schemas.microsoft.com/office/drawing/2010/main" val="0"/>
@@ -982,7 +1101,7 @@
                           <pic:cNvPicPr/>
                         </pic:nvPicPr>
                         <pic:blipFill rotWithShape="1">
-                          <a:blip r:embed="rId12" cstate="print">
+                          <a:blip r:embed="rId14" cstate="print">
                             <a:extLst>
                               <a:ext uri="{28A0092B-C50C-407E-A947-70E740481C1C}">
                                 <a14:useLocalDpi xmlns:a14="http://schemas.microsoft.com/office/drawing/2010/main" val="0"/>
@@ -1100,7 +1219,7 @@
                           <pic:cNvPicPr/>
                         </pic:nvPicPr>
                         <pic:blipFill rotWithShape="1">
-                          <a:blip r:embed="rId13" cstate="print">
+                          <a:blip r:embed="rId15" cstate="print">
                             <a:extLst>
                               <a:ext uri="{28A0092B-C50C-407E-A947-70E740481C1C}">
                                 <a14:useLocalDpi xmlns:a14="http://schemas.microsoft.com/office/drawing/2010/main" val="0"/>
@@ -1142,7 +1261,7 @@
         <w:spacing w:after="0" w:line="240" w:lineRule="auto"/>
         <w:jc w:val="both"/>
         <w:rPr>
-          <w:rFonts w:ascii="Times New Roman" w:eastAsia="標楷體" w:hAnsi="Times New Roman" w:hint="eastAsia"/>
+          <w:rFonts w:ascii="Times New Roman" w:eastAsia="標楷體" w:hAnsi="Times New Roman"/>
           <w:sz w:val="28"/>
         </w:rPr>
       </w:pPr>
@@ -1153,18 +1272,17 @@
         <w:ind w:firstLineChars="200" w:firstLine="560"/>
         <w:jc w:val="both"/>
         <w:rPr>
-          <w:rFonts w:ascii="Times New Roman" w:eastAsia="標楷體" w:hAnsi="Times New Roman"/>
-          <w:sz w:val="28"/>
-        </w:rPr>
-      </w:pPr>
-      <w:r>
-        <w:rPr>
           <w:rFonts w:ascii="Times New Roman" w:eastAsia="標楷體" w:hAnsi="Times New Roman" w:hint="eastAsia"/>
           <w:sz w:val="28"/>
         </w:rPr>
+      </w:pPr>
+      <w:r>
+        <w:rPr>
+          <w:rFonts w:ascii="Times New Roman" w:eastAsia="標楷體" w:hAnsi="Times New Roman" w:hint="eastAsia"/>
+          <w:sz w:val="28"/>
+        </w:rPr>
         <w:t>「</w:t>
       </w:r>
-      <w:proofErr w:type="spellStart"/>
       <w:r>
         <w:rPr>
           <w:rFonts w:ascii="Times New Roman" w:eastAsia="標楷體" w:hAnsi="Times New Roman" w:hint="eastAsia"/>
@@ -1172,51 +1290,27 @@
         </w:rPr>
         <w:t>Dr.W</w:t>
       </w:r>
-      <w:proofErr w:type="spellEnd"/>
-      <w:proofErr w:type="gramStart"/>
       <w:r>
         <w:rPr>
           <w:rFonts w:ascii="Times New Roman" w:eastAsia="標楷體" w:hAnsi="Times New Roman" w:hint="eastAsia"/>
           <w:sz w:val="28"/>
         </w:rPr>
-        <w:t>–</w:t>
-      </w:r>
-      <w:proofErr w:type="gramEnd"/>
-      <w:r>
-        <w:rPr>
-          <w:rFonts w:ascii="Times New Roman" w:eastAsia="標楷體" w:hAnsi="Times New Roman" w:hint="eastAsia"/>
-          <w:sz w:val="28"/>
-        </w:rPr>
-        <w:t>傷口管家」無另外建立</w:t>
-      </w:r>
-      <w:r>
-        <w:rPr>
-          <w:rFonts w:ascii="Times New Roman" w:eastAsia="標楷體" w:hAnsi="Times New Roman"/>
-          <w:sz w:val="28"/>
-        </w:rPr>
-        <w:t>後台管理介面，所有設定與管理操作均直接透過修改程式碼或設定</w:t>
-      </w:r>
-      <w:proofErr w:type="gramStart"/>
-      <w:r>
-        <w:rPr>
-          <w:rFonts w:ascii="Times New Roman" w:eastAsia="標楷體" w:hAnsi="Times New Roman"/>
-          <w:sz w:val="28"/>
-        </w:rPr>
-        <w:t>檔</w:t>
-      </w:r>
-      <w:proofErr w:type="gramEnd"/>
-      <w:r>
-        <w:rPr>
-          <w:rFonts w:ascii="Times New Roman" w:eastAsia="標楷體" w:hAnsi="Times New Roman"/>
-          <w:sz w:val="28"/>
-        </w:rPr>
-        <w:t>進行。</w:t>
+        <w:t>–傷口管家」無另外建立</w:t>
+      </w:r>
+      <w:r>
+        <w:rPr>
+          <w:rFonts w:ascii="Times New Roman" w:eastAsia="標楷體" w:hAnsi="Times New Roman"/>
+          <w:sz w:val="28"/>
+        </w:rPr>
+        <w:t>後台管理介面，所有設定與管理操作均直接透過修改程式碼或設定檔進行。</w:t>
       </w:r>
     </w:p>
     <w:p>
       <w:pPr>
+        <w:pStyle w:val="af3"/>
+        <w:keepNext/>
         <w:spacing w:after="0" w:line="240" w:lineRule="auto"/>
-        <w:jc w:val="both"/>
+        <w:jc w:val="center"/>
         <w:rPr>
           <w:rFonts w:ascii="Times New Roman" w:eastAsia="標楷體" w:hAnsi="Times New Roman"/>
           <w:sz w:val="28"/>
@@ -1227,28 +1321,149 @@
           <w:rFonts w:ascii="Times New Roman" w:eastAsia="標楷體" w:hAnsi="Times New Roman" w:hint="eastAsia"/>
           <w:sz w:val="28"/>
         </w:rPr>
-        <w:t>圖</w:t>
+        <w:t>表</w:t>
       </w:r>
       <w:r>
         <w:rPr>
           <w:rFonts w:ascii="Times New Roman" w:eastAsia="標楷體" w:hAnsi="Times New Roman" w:hint="eastAsia"/>
           <w:sz w:val="28"/>
         </w:rPr>
-        <w:t>11-1</w:t>
+        <w:t xml:space="preserve"> </w:t>
+      </w:r>
+      <w:r>
+        <w:rPr>
+          <w:rFonts w:ascii="Times New Roman" w:eastAsia="標楷體" w:hAnsi="Times New Roman"/>
+          <w:sz w:val="28"/>
+        </w:rPr>
+        <w:fldChar w:fldCharType="begin"/>
+      </w:r>
+      <w:r>
+        <w:rPr>
+          <w:rFonts w:ascii="Times New Roman" w:eastAsia="標楷體" w:hAnsi="Times New Roman"/>
+          <w:sz w:val="28"/>
+        </w:rPr>
+        <w:instrText xml:space="preserve"> </w:instrText>
       </w:r>
       <w:r>
         <w:rPr>
           <w:rFonts w:ascii="Times New Roman" w:eastAsia="標楷體" w:hAnsi="Times New Roman" w:hint="eastAsia"/>
           <w:sz w:val="28"/>
         </w:rPr>
-        <w:t>護理小知識</w:t>
+        <w:instrText>STYLEREF 1 \s</w:instrText>
+      </w:r>
+      <w:r>
+        <w:rPr>
+          <w:rFonts w:ascii="Times New Roman" w:eastAsia="標楷體" w:hAnsi="Times New Roman"/>
+          <w:sz w:val="28"/>
+        </w:rPr>
+        <w:instrText xml:space="preserve"> </w:instrText>
+      </w:r>
+      <w:r>
+        <w:rPr>
+          <w:rFonts w:ascii="Times New Roman" w:eastAsia="標楷體" w:hAnsi="Times New Roman"/>
+          <w:sz w:val="28"/>
+        </w:rPr>
+        <w:fldChar w:fldCharType="separate"/>
+      </w:r>
+      <w:r>
+        <w:rPr>
+          <w:rFonts w:ascii="Times New Roman" w:eastAsia="標楷體" w:hAnsi="Times New Roman"/>
+          <w:noProof/>
+          <w:sz w:val="28"/>
+        </w:rPr>
+        <w:t>11</w:t>
+      </w:r>
+      <w:r>
+        <w:rPr>
+          <w:rFonts w:ascii="Times New Roman" w:eastAsia="標楷體" w:hAnsi="Times New Roman"/>
+          <w:sz w:val="28"/>
+        </w:rPr>
+        <w:fldChar w:fldCharType="end"/>
+      </w:r>
+      <w:r>
+        <w:rPr>
+          <w:rFonts w:ascii="Times New Roman" w:eastAsia="標楷體" w:hAnsi="Times New Roman"/>
+          <w:sz w:val="28"/>
+        </w:rPr>
+        <w:t>-</w:t>
+      </w:r>
+      <w:r>
+        <w:rPr>
+          <w:rFonts w:ascii="Times New Roman" w:eastAsia="標楷體" w:hAnsi="Times New Roman"/>
+          <w:sz w:val="28"/>
+        </w:rPr>
+        <w:fldChar w:fldCharType="begin"/>
+      </w:r>
+      <w:r>
+        <w:rPr>
+          <w:rFonts w:ascii="Times New Roman" w:eastAsia="標楷體" w:hAnsi="Times New Roman"/>
+          <w:sz w:val="28"/>
+        </w:rPr>
+        <w:instrText xml:space="preserve"> </w:instrText>
       </w:r>
       <w:r>
         <w:rPr>
           <w:rFonts w:ascii="Times New Roman" w:eastAsia="標楷體" w:hAnsi="Times New Roman" w:hint="eastAsia"/>
           <w:sz w:val="28"/>
         </w:rPr>
-        <w:t>修改介面</w:t>
+        <w:instrText xml:space="preserve">SEQ </w:instrText>
+      </w:r>
+      <w:r>
+        <w:rPr>
+          <w:rFonts w:ascii="Times New Roman" w:eastAsia="標楷體" w:hAnsi="Times New Roman" w:hint="eastAsia"/>
+          <w:sz w:val="28"/>
+        </w:rPr>
+        <w:instrText>表</w:instrText>
+      </w:r>
+      <w:r>
+        <w:rPr>
+          <w:rFonts w:ascii="Times New Roman" w:eastAsia="標楷體" w:hAnsi="Times New Roman" w:hint="eastAsia"/>
+          <w:sz w:val="28"/>
+        </w:rPr>
+        <w:instrText xml:space="preserve"> \* ARABIC \s 1</w:instrText>
+      </w:r>
+      <w:r>
+        <w:rPr>
+          <w:rFonts w:ascii="Times New Roman" w:eastAsia="標楷體" w:hAnsi="Times New Roman"/>
+          <w:sz w:val="28"/>
+        </w:rPr>
+        <w:instrText xml:space="preserve"> </w:instrText>
+      </w:r>
+      <w:r>
+        <w:rPr>
+          <w:rFonts w:ascii="Times New Roman" w:eastAsia="標楷體" w:hAnsi="Times New Roman"/>
+          <w:sz w:val="28"/>
+        </w:rPr>
+        <w:fldChar w:fldCharType="separate"/>
+      </w:r>
+      <w:r>
+        <w:rPr>
+          <w:rFonts w:ascii="Times New Roman" w:eastAsia="標楷體" w:hAnsi="Times New Roman"/>
+          <w:noProof/>
+          <w:sz w:val="28"/>
+        </w:rPr>
+        <w:t>2</w:t>
+      </w:r>
+      <w:r>
+        <w:rPr>
+          <w:rFonts w:ascii="Times New Roman" w:eastAsia="標楷體" w:hAnsi="Times New Roman"/>
+          <w:sz w:val="28"/>
+        </w:rPr>
+        <w:fldChar w:fldCharType="end"/>
+      </w:r>
+      <w:r>
+        <w:rPr>
+          <w:rFonts w:ascii="Times New Roman" w:eastAsia="標楷體" w:hAnsi="Times New Roman" w:hint="eastAsia"/>
+          <w:sz w:val="28"/>
+        </w:rPr>
+        <w:t xml:space="preserve"> </w:t>
+      </w:r>
+      <w:r>
+        <w:rPr>
+          <w:rFonts w:ascii="Times New Roman" w:eastAsia="標楷體" w:hAnsi="Times New Roman" w:hint="eastAsia"/>
+          <w:sz w:val="28"/>
+        </w:rPr>
+        <w:t>管理護理小知識</w:t>
       </w:r>
     </w:p>
     <w:tbl>
@@ -1274,7 +1489,7 @@
               <w:jc w:val="center"/>
               <w:textAlignment w:val="center"/>
               <w:rPr>
-                <w:rFonts w:ascii="Times New Roman" w:eastAsia="標楷體" w:hAnsi="Times New Roman" w:hint="eastAsia"/>
+                <w:rFonts w:ascii="Times New Roman" w:eastAsia="標楷體" w:hAnsi="Times New Roman"/>
                 <w:sz w:val="28"/>
               </w:rPr>
             </w:pPr>
@@ -1297,7 +1512,7 @@
               <w:jc w:val="both"/>
               <w:textAlignment w:val="center"/>
               <w:rPr>
-                <w:rFonts w:ascii="Times New Roman" w:eastAsia="標楷體" w:hAnsi="Times New Roman" w:hint="eastAsia"/>
+                <w:rFonts w:ascii="Times New Roman" w:eastAsia="標楷體" w:hAnsi="Times New Roman"/>
                 <w:sz w:val="28"/>
               </w:rPr>
             </w:pPr>
@@ -1324,7 +1539,7 @@
               <w:jc w:val="center"/>
               <w:textAlignment w:val="center"/>
               <w:rPr>
-                <w:rFonts w:ascii="Times New Roman" w:eastAsia="標楷體" w:hAnsi="Times New Roman" w:hint="eastAsia"/>
+                <w:rFonts w:ascii="Times New Roman" w:eastAsia="標楷體" w:hAnsi="Times New Roman"/>
                 <w:sz w:val="28"/>
               </w:rPr>
             </w:pPr>
@@ -1352,40 +1567,38 @@
               <w:jc w:val="both"/>
               <w:textAlignment w:val="center"/>
               <w:rPr>
+                <w:rFonts w:ascii="Times New Roman" w:eastAsia="標楷體" w:hAnsi="Times New Roman"/>
+                <w:sz w:val="28"/>
+              </w:rPr>
+            </w:pPr>
+            <w:r>
+              <w:rPr>
                 <w:rFonts w:ascii="Times New Roman" w:eastAsia="標楷體" w:hAnsi="Times New Roman" w:hint="eastAsia"/>
                 <w:sz w:val="28"/>
               </w:rPr>
-            </w:pPr>
+              <w:t>於</w:t>
+            </w:r>
             <w:r>
               <w:rPr>
                 <w:rFonts w:ascii="Times New Roman" w:eastAsia="標楷體" w:hAnsi="Times New Roman" w:hint="eastAsia"/>
                 <w:sz w:val="28"/>
               </w:rPr>
-              <w:t>於</w:t>
+              <w:t>i</w:t>
+            </w:r>
+            <w:r>
+              <w:rPr>
+                <w:rFonts w:ascii="Times New Roman" w:eastAsia="標楷體" w:hAnsi="Times New Roman"/>
+                <w:sz w:val="28"/>
+              </w:rPr>
+              <w:t>mages</w:t>
             </w:r>
             <w:r>
               <w:rPr>
                 <w:rFonts w:ascii="Times New Roman" w:eastAsia="標楷體" w:hAnsi="Times New Roman" w:hint="eastAsia"/>
                 <w:sz w:val="28"/>
               </w:rPr>
-              <w:t>i</w:t>
-            </w:r>
-            <w:r>
-              <w:rPr>
-                <w:rFonts w:ascii="Times New Roman" w:eastAsia="標楷體" w:hAnsi="Times New Roman"/>
-                <w:sz w:val="28"/>
-              </w:rPr>
-              <w:t>mages</w:t>
-            </w:r>
-            <w:r>
-              <w:rPr>
-                <w:rFonts w:ascii="Times New Roman" w:eastAsia="標楷體" w:hAnsi="Times New Roman" w:hint="eastAsia"/>
-                <w:sz w:val="28"/>
-              </w:rPr>
               <w:t>資料夾加入新圖片</w:t>
             </w:r>
-            <w:bookmarkStart w:id="0" w:name="_GoBack"/>
-            <w:bookmarkEnd w:id="0"/>
           </w:p>
         </w:tc>
       </w:tr>
@@ -1405,7 +1618,7 @@
               <w:jc w:val="center"/>
               <w:textAlignment w:val="center"/>
               <w:rPr>
-                <w:rFonts w:ascii="Times New Roman" w:eastAsia="標楷體" w:hAnsi="Times New Roman" w:hint="eastAsia"/>
+                <w:rFonts w:ascii="Times New Roman" w:eastAsia="標楷體" w:hAnsi="Times New Roman"/>
                 <w:sz w:val="28"/>
               </w:rPr>
             </w:pPr>
@@ -1429,7 +1642,7 @@
               <w:jc w:val="center"/>
               <w:textAlignment w:val="center"/>
               <w:rPr>
-                <w:rFonts w:ascii="Times New Roman" w:eastAsia="標楷體" w:hAnsi="Times New Roman" w:hint="eastAsia"/>
+                <w:rFonts w:ascii="Times New Roman" w:eastAsia="標楷體" w:hAnsi="Times New Roman"/>
                 <w:sz w:val="28"/>
               </w:rPr>
             </w:pPr>
@@ -1453,7 +1666,7 @@
                           <pic:cNvPicPr/>
                         </pic:nvPicPr>
                         <pic:blipFill>
-                          <a:blip r:embed="rId14"/>
+                          <a:blip r:embed="rId16"/>
                           <a:stretch>
                             <a:fillRect/>
                           </a:stretch>
@@ -1517,26 +1730,24 @@
               <w:jc w:val="both"/>
               <w:textAlignment w:val="center"/>
               <w:rPr>
+                <w:rFonts w:ascii="Times New Roman" w:eastAsia="標楷體" w:hAnsi="Times New Roman"/>
+                <w:sz w:val="28"/>
+              </w:rPr>
+            </w:pPr>
+            <w:r>
+              <w:rPr>
                 <w:rFonts w:ascii="Times New Roman" w:eastAsia="標楷體" w:hAnsi="Times New Roman" w:hint="eastAsia"/>
                 <w:sz w:val="28"/>
               </w:rPr>
-            </w:pPr>
+              <w:t>於</w:t>
+            </w:r>
             <w:r>
               <w:rPr>
                 <w:rFonts w:ascii="Times New Roman" w:eastAsia="標楷體" w:hAnsi="Times New Roman" w:hint="eastAsia"/>
                 <w:sz w:val="28"/>
               </w:rPr>
-              <w:t>於</w:t>
-            </w:r>
-            <w:proofErr w:type="spellStart"/>
-            <w:r>
-              <w:rPr>
-                <w:rFonts w:ascii="Times New Roman" w:eastAsia="標楷體" w:hAnsi="Times New Roman" w:hint="eastAsia"/>
-                <w:sz w:val="28"/>
-              </w:rPr>
               <w:t>pubspec.yaml</w:t>
             </w:r>
-            <w:proofErr w:type="spellEnd"/>
             <w:r>
               <w:rPr>
                 <w:rFonts w:ascii="Times New Roman" w:eastAsia="標楷體" w:hAnsi="Times New Roman" w:hint="eastAsia"/>
@@ -1563,7 +1774,7 @@
               <w:jc w:val="center"/>
               <w:textAlignment w:val="center"/>
               <w:rPr>
-                <w:rFonts w:ascii="Times New Roman" w:eastAsia="標楷體" w:hAnsi="Times New Roman" w:hint="eastAsia"/>
+                <w:rFonts w:ascii="Times New Roman" w:eastAsia="標楷體" w:hAnsi="Times New Roman"/>
                 <w:sz w:val="28"/>
               </w:rPr>
             </w:pPr>
@@ -1587,13 +1798,14 @@
               <w:jc w:val="center"/>
               <w:textAlignment w:val="center"/>
               <w:rPr>
-                <w:rFonts w:ascii="Times New Roman" w:eastAsia="標楷體" w:hAnsi="Times New Roman" w:hint="eastAsia"/>
+                <w:rFonts w:ascii="Times New Roman" w:eastAsia="標楷體" w:hAnsi="Times New Roman"/>
                 <w:sz w:val="28"/>
               </w:rPr>
             </w:pPr>
             <w:r>
               <w:rPr>
                 <w:rFonts w:ascii="Times New Roman" w:eastAsia="標楷體" w:hAnsi="Times New Roman"/>
+                <w:noProof/>
                 <w:sz w:val="28"/>
               </w:rPr>
               <w:drawing>
@@ -1612,7 +1824,7 @@
                           <pic:cNvPicPr/>
                         </pic:nvPicPr>
                         <pic:blipFill>
-                          <a:blip r:embed="rId15"/>
+                          <a:blip r:embed="rId17"/>
                           <a:stretch>
                             <a:fillRect/>
                           </a:stretch>
@@ -1676,18 +1888,17 @@
               <w:jc w:val="both"/>
               <w:textAlignment w:val="center"/>
               <w:rPr>
+                <w:rFonts w:ascii="Times New Roman" w:eastAsia="標楷體" w:hAnsi="Times New Roman"/>
+                <w:sz w:val="28"/>
+              </w:rPr>
+            </w:pPr>
+            <w:r>
+              <w:rPr>
                 <w:rFonts w:ascii="Times New Roman" w:eastAsia="標楷體" w:hAnsi="Times New Roman" w:hint="eastAsia"/>
                 <w:sz w:val="28"/>
               </w:rPr>
-            </w:pPr>
-            <w:r>
-              <w:rPr>
-                <w:rFonts w:ascii="Times New Roman" w:eastAsia="標楷體" w:hAnsi="Times New Roman" w:hint="eastAsia"/>
-                <w:sz w:val="28"/>
-              </w:rPr>
               <w:t>於</w:t>
             </w:r>
-            <w:proofErr w:type="spellStart"/>
             <w:r>
               <w:rPr>
                 <w:rFonts w:ascii="Times New Roman" w:eastAsia="標楷體" w:hAnsi="Times New Roman"/>
@@ -1695,7 +1906,6 @@
               </w:rPr>
               <w:t>home_page.dart</w:t>
             </w:r>
-            <w:proofErr w:type="spellEnd"/>
             <w:r>
               <w:rPr>
                 <w:rFonts w:ascii="Times New Roman" w:eastAsia="標楷體" w:hAnsi="Times New Roman" w:hint="eastAsia"/>
@@ -1712,7 +1922,7 @@
         <w:spacing w:after="0" w:line="240" w:lineRule="auto"/>
         <w:jc w:val="both"/>
         <w:rPr>
-          <w:rFonts w:ascii="Times New Roman" w:eastAsia="標楷體" w:hAnsi="Times New Roman" w:hint="eastAsia"/>
+          <w:rFonts w:ascii="Times New Roman" w:eastAsia="標楷體" w:hAnsi="Times New Roman"/>
           <w:sz w:val="28"/>
         </w:rPr>
       </w:pPr>
@@ -1743,7 +1953,7 @@
               <w:jc w:val="center"/>
               <w:textAlignment w:val="center"/>
               <w:rPr>
-                <w:rFonts w:ascii="Times New Roman" w:eastAsia="標楷體" w:hAnsi="Times New Roman" w:hint="eastAsia"/>
+                <w:rFonts w:ascii="Times New Roman" w:eastAsia="標楷體" w:hAnsi="Times New Roman"/>
                 <w:sz w:val="28"/>
               </w:rPr>
             </w:pPr>
@@ -1768,7 +1978,7 @@
               <w:jc w:val="center"/>
               <w:textAlignment w:val="center"/>
               <w:rPr>
-                <w:rFonts w:ascii="Times New Roman" w:eastAsia="標楷體" w:hAnsi="Times New Roman" w:hint="eastAsia"/>
+                <w:rFonts w:ascii="Times New Roman" w:eastAsia="標楷體" w:hAnsi="Times New Roman"/>
                 <w:sz w:val="28"/>
               </w:rPr>
             </w:pPr>
@@ -1943,6 +2153,7 @@
             <w:r>
               <w:rPr>
                 <w:rFonts w:ascii="Times New Roman" w:eastAsia="標楷體" w:hAnsi="Times New Roman"/>
+                <w:noProof/>
                 <w:sz w:val="28"/>
               </w:rPr>
               <w:drawing>
@@ -1969,7 +2180,7 @@
                           <pic:cNvPicPr/>
                         </pic:nvPicPr>
                         <pic:blipFill>
-                          <a:blip r:embed="rId16" cstate="print">
+                          <a:blip r:embed="rId18" cstate="print">
                             <a:extLst>
                               <a:ext uri="{28A0092B-C50C-407E-A947-70E740481C1C}">
                                 <a14:useLocalDpi xmlns:a14="http://schemas.microsoft.com/office/drawing/2010/main" val="0"/>
@@ -2005,43 +2216,174 @@
         </w:tc>
       </w:tr>
     </w:tbl>
-    <w:p/>
     <w:p>
       <w:pPr>
+        <w:pStyle w:val="af3"/>
+        <w:keepNext/>
         <w:spacing w:after="0" w:line="240" w:lineRule="auto"/>
-        <w:jc w:val="both"/>
+        <w:jc w:val="center"/>
+        <w:rPr>
+          <w:rFonts w:ascii="Times New Roman" w:eastAsia="標楷體" w:hAnsi="Times New Roman"/>
+          <w:sz w:val="28"/>
+        </w:rPr>
+      </w:pPr>
+      <w:r>
         <w:rPr>
           <w:rFonts w:ascii="Times New Roman" w:eastAsia="標楷體" w:hAnsi="Times New Roman" w:hint="eastAsia"/>
           <w:sz w:val="28"/>
         </w:rPr>
-      </w:pPr>
+        <w:t>表</w:t>
+      </w:r>
       <w:r>
         <w:rPr>
           <w:rFonts w:ascii="Times New Roman" w:eastAsia="標楷體" w:hAnsi="Times New Roman" w:hint="eastAsia"/>
           <w:sz w:val="28"/>
         </w:rPr>
-        <w:t>圖</w:t>
+        <w:t xml:space="preserve"> </w:t>
+      </w:r>
+      <w:r>
+        <w:rPr>
+          <w:rFonts w:ascii="Times New Roman" w:eastAsia="標楷體" w:hAnsi="Times New Roman"/>
+          <w:sz w:val="28"/>
+        </w:rPr>
+        <w:fldChar w:fldCharType="begin"/>
+      </w:r>
+      <w:r>
+        <w:rPr>
+          <w:rFonts w:ascii="Times New Roman" w:eastAsia="標楷體" w:hAnsi="Times New Roman"/>
+          <w:sz w:val="28"/>
+        </w:rPr>
+        <w:instrText xml:space="preserve"> </w:instrText>
       </w:r>
       <w:r>
         <w:rPr>
           <w:rFonts w:ascii="Times New Roman" w:eastAsia="標楷體" w:hAnsi="Times New Roman" w:hint="eastAsia"/>
           <w:sz w:val="28"/>
         </w:rPr>
-        <w:t>11-2</w:t>
+        <w:instrText>STYLEREF 1 \s</w:instrText>
+      </w:r>
+      <w:r>
+        <w:rPr>
+          <w:rFonts w:ascii="Times New Roman" w:eastAsia="標楷體" w:hAnsi="Times New Roman"/>
+          <w:sz w:val="28"/>
+        </w:rPr>
+        <w:instrText xml:space="preserve"> </w:instrText>
+      </w:r>
+      <w:r>
+        <w:rPr>
+          <w:rFonts w:ascii="Times New Roman" w:eastAsia="標楷體" w:hAnsi="Times New Roman"/>
+          <w:sz w:val="28"/>
+        </w:rPr>
+        <w:fldChar w:fldCharType="separate"/>
+      </w:r>
+      <w:r>
+        <w:rPr>
+          <w:rFonts w:ascii="Times New Roman" w:eastAsia="標楷體" w:hAnsi="Times New Roman"/>
+          <w:noProof/>
+          <w:sz w:val="28"/>
+        </w:rPr>
+        <w:t>11</w:t>
+      </w:r>
+      <w:r>
+        <w:rPr>
+          <w:rFonts w:ascii="Times New Roman" w:eastAsia="標楷體" w:hAnsi="Times New Roman"/>
+          <w:sz w:val="28"/>
+        </w:rPr>
+        <w:fldChar w:fldCharType="end"/>
+      </w:r>
+      <w:r>
+        <w:rPr>
+          <w:rFonts w:ascii="Times New Roman" w:eastAsia="標楷體" w:hAnsi="Times New Roman"/>
+          <w:sz w:val="28"/>
+        </w:rPr>
+        <w:t>-</w:t>
+      </w:r>
+      <w:r>
+        <w:rPr>
+          <w:rFonts w:ascii="Times New Roman" w:eastAsia="標楷體" w:hAnsi="Times New Roman"/>
+          <w:sz w:val="28"/>
+        </w:rPr>
+        <w:fldChar w:fldCharType="begin"/>
+      </w:r>
+      <w:r>
+        <w:rPr>
+          <w:rFonts w:ascii="Times New Roman" w:eastAsia="標楷體" w:hAnsi="Times New Roman"/>
+          <w:sz w:val="28"/>
+        </w:rPr>
+        <w:instrText xml:space="preserve"> </w:instrText>
       </w:r>
       <w:r>
         <w:rPr>
           <w:rFonts w:ascii="Times New Roman" w:eastAsia="標楷體" w:hAnsi="Times New Roman" w:hint="eastAsia"/>
           <w:sz w:val="28"/>
         </w:rPr>
-        <w:t>醫院資料新增</w:t>
+        <w:instrText xml:space="preserve">SEQ </w:instrText>
       </w:r>
       <w:r>
         <w:rPr>
           <w:rFonts w:ascii="Times New Roman" w:eastAsia="標楷體" w:hAnsi="Times New Roman" w:hint="eastAsia"/>
           <w:sz w:val="28"/>
         </w:rPr>
-        <w:t>介面</w:t>
+        <w:instrText>表</w:instrText>
+      </w:r>
+      <w:r>
+        <w:rPr>
+          <w:rFonts w:ascii="Times New Roman" w:eastAsia="標楷體" w:hAnsi="Times New Roman" w:hint="eastAsia"/>
+          <w:sz w:val="28"/>
+        </w:rPr>
+        <w:instrText xml:space="preserve"> \* ARABIC \s 1</w:instrText>
+      </w:r>
+      <w:r>
+        <w:rPr>
+          <w:rFonts w:ascii="Times New Roman" w:eastAsia="標楷體" w:hAnsi="Times New Roman"/>
+          <w:sz w:val="28"/>
+        </w:rPr>
+        <w:instrText xml:space="preserve"> </w:instrText>
+      </w:r>
+      <w:r>
+        <w:rPr>
+          <w:rFonts w:ascii="Times New Roman" w:eastAsia="標楷體" w:hAnsi="Times New Roman"/>
+          <w:sz w:val="28"/>
+        </w:rPr>
+        <w:fldChar w:fldCharType="separate"/>
+      </w:r>
+      <w:r>
+        <w:rPr>
+          <w:rFonts w:ascii="Times New Roman" w:eastAsia="標楷體" w:hAnsi="Times New Roman"/>
+          <w:noProof/>
+          <w:sz w:val="28"/>
+        </w:rPr>
+        <w:t>3</w:t>
+      </w:r>
+      <w:r>
+        <w:rPr>
+          <w:rFonts w:ascii="Times New Roman" w:eastAsia="標楷體" w:hAnsi="Times New Roman"/>
+          <w:sz w:val="28"/>
+        </w:rPr>
+        <w:fldChar w:fldCharType="end"/>
+      </w:r>
+      <w:r>
+        <w:rPr>
+          <w:rFonts w:ascii="Times New Roman" w:eastAsia="標楷體" w:hAnsi="Times New Roman" w:hint="eastAsia"/>
+          <w:sz w:val="28"/>
+        </w:rPr>
+        <w:t xml:space="preserve"> </w:t>
+      </w:r>
+      <w:r>
+        <w:rPr>
+          <w:rFonts w:ascii="Times New Roman" w:eastAsia="標楷體" w:hAnsi="Times New Roman" w:hint="eastAsia"/>
+          <w:sz w:val="28"/>
+        </w:rPr>
+        <w:t>新增醫院</w:t>
+      </w:r>
+      <w:bookmarkStart w:id="0" w:name="_GoBack"/>
+      <w:bookmarkEnd w:id="0"/>
+      <w:r>
+        <w:rPr>
+          <w:rFonts w:ascii="Times New Roman" w:eastAsia="標楷體" w:hAnsi="Times New Roman" w:hint="eastAsia"/>
+          <w:sz w:val="28"/>
+        </w:rPr>
+        <w:t>資料</w:t>
       </w:r>
     </w:p>
     <w:tbl>
@@ -2067,7 +2409,7 @@
               <w:jc w:val="center"/>
               <w:textAlignment w:val="center"/>
               <w:rPr>
-                <w:rFonts w:ascii="Times New Roman" w:eastAsia="標楷體" w:hAnsi="Times New Roman" w:hint="eastAsia"/>
+                <w:rFonts w:ascii="Times New Roman" w:eastAsia="標楷體" w:hAnsi="Times New Roman"/>
                 <w:sz w:val="28"/>
               </w:rPr>
             </w:pPr>
@@ -2090,7 +2432,7 @@
               <w:jc w:val="both"/>
               <w:textAlignment w:val="center"/>
               <w:rPr>
-                <w:rFonts w:ascii="Times New Roman" w:eastAsia="標楷體" w:hAnsi="Times New Roman" w:hint="eastAsia"/>
+                <w:rFonts w:ascii="Times New Roman" w:eastAsia="標楷體" w:hAnsi="Times New Roman"/>
                 <w:sz w:val="28"/>
               </w:rPr>
             </w:pPr>
@@ -2117,7 +2459,7 @@
               <w:jc w:val="center"/>
               <w:textAlignment w:val="center"/>
               <w:rPr>
-                <w:rFonts w:ascii="Times New Roman" w:eastAsia="標楷體" w:hAnsi="Times New Roman" w:hint="eastAsia"/>
+                <w:rFonts w:ascii="Times New Roman" w:eastAsia="標楷體" w:hAnsi="Times New Roman"/>
                 <w:sz w:val="28"/>
               </w:rPr>
             </w:pPr>
@@ -2140,30 +2482,30 @@
               <w:jc w:val="both"/>
               <w:textAlignment w:val="center"/>
               <w:rPr>
+                <w:rFonts w:ascii="Times New Roman" w:eastAsia="標楷體" w:hAnsi="Times New Roman"/>
+                <w:sz w:val="28"/>
+              </w:rPr>
+            </w:pPr>
+            <w:r>
+              <w:rPr>
                 <w:rFonts w:ascii="Times New Roman" w:eastAsia="標楷體" w:hAnsi="Times New Roman" w:hint="eastAsia"/>
                 <w:sz w:val="28"/>
               </w:rPr>
-            </w:pPr>
+              <w:t>於</w:t>
+            </w:r>
+            <w:r>
+              <w:rPr>
+                <w:rFonts w:ascii="Times New Roman" w:eastAsia="標楷體" w:hAnsi="Times New Roman"/>
+                <w:sz w:val="28"/>
+              </w:rPr>
+              <w:t>MySQL Workbench</w:t>
+            </w:r>
             <w:r>
               <w:rPr>
                 <w:rFonts w:ascii="Times New Roman" w:eastAsia="標楷體" w:hAnsi="Times New Roman" w:hint="eastAsia"/>
                 <w:sz w:val="28"/>
               </w:rPr>
-              <w:t>於</w:t>
-            </w:r>
-            <w:r>
-              <w:rPr>
-                <w:rFonts w:ascii="Times New Roman" w:eastAsia="標楷體" w:hAnsi="Times New Roman"/>
-                <w:sz w:val="28"/>
-              </w:rPr>
-              <w:t>MySQL Workbench</w:t>
-            </w:r>
-            <w:r>
-              <w:rPr>
-                <w:rFonts w:ascii="Times New Roman" w:eastAsia="標楷體" w:hAnsi="Times New Roman" w:hint="eastAsia"/>
-                <w:sz w:val="28"/>
-              </w:rPr>
-              <w:t>檔案輸入新增指令，並填入醫院資料</w:t>
+              <w:t>輸入新增指令，並填入醫院資料</w:t>
             </w:r>
           </w:p>
         </w:tc>
@@ -2184,7 +2526,7 @@
               <w:jc w:val="center"/>
               <w:textAlignment w:val="center"/>
               <w:rPr>
-                <w:rFonts w:ascii="Times New Roman" w:eastAsia="標楷體" w:hAnsi="Times New Roman" w:hint="eastAsia"/>
+                <w:rFonts w:ascii="Times New Roman" w:eastAsia="標楷體" w:hAnsi="Times New Roman"/>
                 <w:sz w:val="28"/>
               </w:rPr>
             </w:pPr>
@@ -2208,13 +2550,14 @@
               <w:jc w:val="center"/>
               <w:textAlignment w:val="center"/>
               <w:rPr>
-                <w:rFonts w:ascii="Times New Roman" w:eastAsia="標楷體" w:hAnsi="Times New Roman" w:hint="eastAsia"/>
+                <w:rFonts w:ascii="Times New Roman" w:eastAsia="標楷體" w:hAnsi="Times New Roman"/>
                 <w:sz w:val="28"/>
               </w:rPr>
             </w:pPr>
             <w:r>
               <w:rPr>
                 <w:rFonts w:ascii="Times New Roman" w:eastAsia="標楷體" w:hAnsi="Times New Roman"/>
+                <w:noProof/>
                 <w:sz w:val="28"/>
               </w:rPr>
               <w:drawing>
@@ -2222,527 +2565,6 @@
                   <wp:extent cx="5339211" cy="3133725"/>
                   <wp:effectExtent l="0" t="0" r="0" b="0"/>
                   <wp:docPr id="29" name="圖片 29"/>
-                  <wp:cNvGraphicFramePr>
-                    <a:graphicFrameLocks xmlns:a="http://schemas.openxmlformats.org/drawingml/2006/main" noChangeAspect="1"/>
-                  </wp:cNvGraphicFramePr>
-                  <a:graphic xmlns:a="http://schemas.openxmlformats.org/drawingml/2006/main">
-                    <a:graphicData uri="http://schemas.openxmlformats.org/drawingml/2006/picture">
-                      <pic:pic xmlns:pic="http://schemas.openxmlformats.org/drawingml/2006/picture">
-                        <pic:nvPicPr>
-                          <pic:cNvPr id="1" name=""/>
-                          <pic:cNvPicPr/>
-                        </pic:nvPicPr>
-                        <pic:blipFill>
-                          <a:blip r:embed="rId17"/>
-                          <a:stretch>
-                            <a:fillRect/>
-                          </a:stretch>
-                        </pic:blipFill>
-                        <pic:spPr>
-                          <a:xfrm>
-                            <a:off x="0" y="0"/>
-                            <a:ext cx="5344451" cy="3136801"/>
-                          </a:xfrm>
-                          <a:prstGeom prst="rect">
-                            <a:avLst/>
-                          </a:prstGeom>
-                        </pic:spPr>
-                      </pic:pic>
-                    </a:graphicData>
-                  </a:graphic>
-                </wp:inline>
-              </w:drawing>
-            </w:r>
-          </w:p>
-        </w:tc>
-      </w:tr>
-    </w:tbl>
-    <w:p>
-      <w:pPr>
-        <w:spacing w:after="0" w:line="240" w:lineRule="auto"/>
-        <w:jc w:val="both"/>
-        <w:rPr>
-          <w:rFonts w:ascii="Times New Roman" w:eastAsia="標楷體" w:hAnsi="Times New Roman"/>
-          <w:sz w:val="28"/>
-        </w:rPr>
-        <w:sectPr>
-          <w:pgSz w:w="11906" w:h="16838" w:code="9"/>
-          <w:pgMar w:top="851" w:right="851" w:bottom="851" w:left="851" w:header="567" w:footer="567" w:gutter="0"/>
-          <w:cols w:space="425"/>
-          <w:docGrid w:type="lines" w:linePitch="360"/>
-        </w:sectPr>
-      </w:pPr>
-    </w:p>
-    <w:p>
-      <w:pPr>
-        <w:spacing w:after="0" w:line="240" w:lineRule="auto"/>
-        <w:jc w:val="both"/>
-        <w:rPr>
-          <w:rFonts w:ascii="Times New Roman" w:eastAsia="標楷體" w:hAnsi="Times New Roman" w:hint="eastAsia"/>
-          <w:sz w:val="28"/>
-        </w:rPr>
-      </w:pPr>
-      <w:r>
-        <w:rPr>
-          <w:rFonts w:ascii="Times New Roman" w:eastAsia="標楷體" w:hAnsi="Times New Roman" w:hint="eastAsia"/>
-          <w:sz w:val="28"/>
-        </w:rPr>
-        <w:lastRenderedPageBreak/>
-        <w:t>圖</w:t>
-      </w:r>
-      <w:r>
-        <w:rPr>
-          <w:rFonts w:ascii="Times New Roman" w:eastAsia="標楷體" w:hAnsi="Times New Roman" w:hint="eastAsia"/>
-          <w:sz w:val="28"/>
-        </w:rPr>
-        <w:t>11-</w:t>
-      </w:r>
-      <w:r>
-        <w:rPr>
-          <w:rFonts w:ascii="Times New Roman" w:eastAsia="標楷體" w:hAnsi="Times New Roman"/>
-          <w:sz w:val="28"/>
-        </w:rPr>
-        <w:t>3</w:t>
-      </w:r>
-      <w:r>
-        <w:rPr>
-          <w:rFonts w:ascii="Times New Roman" w:eastAsia="標楷體" w:hAnsi="Times New Roman" w:hint="eastAsia"/>
-          <w:sz w:val="28"/>
-        </w:rPr>
-        <w:t>醫院資料</w:t>
-      </w:r>
-      <w:r>
-        <w:rPr>
-          <w:rFonts w:ascii="Times New Roman" w:eastAsia="標楷體" w:hAnsi="Times New Roman" w:hint="eastAsia"/>
-          <w:sz w:val="28"/>
-        </w:rPr>
-        <w:t>刪除</w:t>
-      </w:r>
-      <w:r>
-        <w:rPr>
-          <w:rFonts w:ascii="Times New Roman" w:eastAsia="標楷體" w:hAnsi="Times New Roman" w:hint="eastAsia"/>
-          <w:sz w:val="28"/>
-        </w:rPr>
-        <w:t>介面</w:t>
-      </w:r>
-    </w:p>
-    <w:tbl>
-      <w:tblPr>
-        <w:tblStyle w:val="ae"/>
-        <w:tblW w:w="0" w:type="auto"/>
-        <w:tblLook w:val="04A0" w:firstRow="1" w:lastRow="0" w:firstColumn="1" w:lastColumn="0" w:noHBand="0" w:noVBand="1"/>
-      </w:tblPr>
-      <w:tblGrid>
-        <w:gridCol w:w="1428"/>
-        <w:gridCol w:w="8766"/>
-      </w:tblGrid>
-      <w:tr>
-        <w:tc>
-          <w:tcPr>
-            <w:tcW w:w="1555" w:type="dxa"/>
-            <w:shd w:val="clear" w:color="auto" w:fill="E8E8E8" w:themeFill="background2"/>
-            <w:vAlign w:val="center"/>
-          </w:tcPr>
-          <w:p>
-            <w:pPr>
-              <w:spacing w:line="400" w:lineRule="exact"/>
-              <w:jc w:val="center"/>
-              <w:textAlignment w:val="center"/>
-              <w:rPr>
-                <w:rFonts w:ascii="Times New Roman" w:eastAsia="標楷體" w:hAnsi="Times New Roman" w:hint="eastAsia"/>
-                <w:sz w:val="28"/>
-              </w:rPr>
-            </w:pPr>
-            <w:r>
-              <w:rPr>
-                <w:rFonts w:ascii="Times New Roman" w:eastAsia="標楷體" w:hAnsi="Times New Roman" w:hint="eastAsia"/>
-                <w:sz w:val="28"/>
-              </w:rPr>
-              <w:t>使用者</w:t>
-            </w:r>
-          </w:p>
-        </w:tc>
-        <w:tc>
-          <w:tcPr>
-            <w:tcW w:w="8639" w:type="dxa"/>
-          </w:tcPr>
-          <w:p>
-            <w:pPr>
-              <w:spacing w:line="400" w:lineRule="exact"/>
-              <w:jc w:val="both"/>
-              <w:textAlignment w:val="center"/>
-              <w:rPr>
-                <w:rFonts w:ascii="Times New Roman" w:eastAsia="標楷體" w:hAnsi="Times New Roman" w:hint="eastAsia"/>
-                <w:sz w:val="28"/>
-              </w:rPr>
-            </w:pPr>
-            <w:r>
-              <w:rPr>
-                <w:rFonts w:ascii="Times New Roman" w:eastAsia="標楷體" w:hAnsi="Times New Roman" w:hint="eastAsia"/>
-                <w:sz w:val="28"/>
-              </w:rPr>
-              <w:t>程式人員、管理者</w:t>
-            </w:r>
-          </w:p>
-        </w:tc>
-      </w:tr>
-      <w:tr>
-        <w:trPr>
-          <w:trHeight w:val="5272"/>
-        </w:trPr>
-        <w:tc>
-          <w:tcPr>
-            <w:tcW w:w="1555" w:type="dxa"/>
-            <w:shd w:val="clear" w:color="auto" w:fill="E8E8E8" w:themeFill="background2"/>
-            <w:vAlign w:val="center"/>
-          </w:tcPr>
-          <w:p>
-            <w:pPr>
-              <w:spacing w:line="400" w:lineRule="exact"/>
-              <w:jc w:val="center"/>
-              <w:textAlignment w:val="center"/>
-              <w:rPr>
-                <w:rFonts w:ascii="Times New Roman" w:eastAsia="標楷體" w:hAnsi="Times New Roman" w:hint="eastAsia"/>
-                <w:sz w:val="28"/>
-              </w:rPr>
-            </w:pPr>
-            <w:r>
-              <w:rPr>
-                <w:rFonts w:ascii="Times New Roman" w:eastAsia="標楷體" w:hAnsi="Times New Roman" w:hint="eastAsia"/>
-                <w:sz w:val="28"/>
-              </w:rPr>
-              <w:t>檔案內容</w:t>
-            </w:r>
-          </w:p>
-        </w:tc>
-        <w:tc>
-          <w:tcPr>
-            <w:tcW w:w="8639" w:type="dxa"/>
-            <w:vAlign w:val="center"/>
-          </w:tcPr>
-          <w:p>
-            <w:pPr>
-              <w:spacing w:line="400" w:lineRule="exact"/>
-              <w:jc w:val="center"/>
-              <w:textAlignment w:val="center"/>
-              <w:rPr>
-                <w:rFonts w:ascii="Times New Roman" w:eastAsia="標楷體" w:hAnsi="Times New Roman" w:hint="eastAsia"/>
-                <w:sz w:val="28"/>
-              </w:rPr>
-            </w:pPr>
-            <w:r>
-              <w:rPr>
-                <w:rFonts w:ascii="Times New Roman" w:eastAsia="標楷體" w:hAnsi="Times New Roman"/>
-                <w:sz w:val="28"/>
-              </w:rPr>
-              <w:drawing>
-                <wp:inline distT="0" distB="0" distL="0" distR="0" wp14:anchorId="1DCEDF8C" wp14:editId="41FFAD21">
-                  <wp:extent cx="5423759" cy="3209925"/>
-                  <wp:effectExtent l="0" t="0" r="5715" b="0"/>
-                  <wp:docPr id="31" name="圖片 31"/>
-                  <wp:cNvGraphicFramePr>
-                    <a:graphicFrameLocks xmlns:a="http://schemas.openxmlformats.org/drawingml/2006/main" noChangeAspect="1"/>
-                  </wp:cNvGraphicFramePr>
-                  <a:graphic xmlns:a="http://schemas.openxmlformats.org/drawingml/2006/main">
-                    <a:graphicData uri="http://schemas.openxmlformats.org/drawingml/2006/picture">
-                      <pic:pic xmlns:pic="http://schemas.openxmlformats.org/drawingml/2006/picture">
-                        <pic:nvPicPr>
-                          <pic:cNvPr id="1" name=""/>
-                          <pic:cNvPicPr/>
-                        </pic:nvPicPr>
-                        <pic:blipFill>
-                          <a:blip r:embed="rId18"/>
-                          <a:stretch>
-                            <a:fillRect/>
-                          </a:stretch>
-                        </pic:blipFill>
-                        <pic:spPr>
-                          <a:xfrm>
-                            <a:off x="0" y="0"/>
-                            <a:ext cx="5455841" cy="3228912"/>
-                          </a:xfrm>
-                          <a:prstGeom prst="rect">
-                            <a:avLst/>
-                          </a:prstGeom>
-                        </pic:spPr>
-                      </pic:pic>
-                    </a:graphicData>
-                  </a:graphic>
-                </wp:inline>
-              </w:drawing>
-            </w:r>
-          </w:p>
-        </w:tc>
-      </w:tr>
-      <w:tr>
-        <w:tc>
-          <w:tcPr>
-            <w:tcW w:w="1555" w:type="dxa"/>
-            <w:shd w:val="clear" w:color="auto" w:fill="E8E8E8" w:themeFill="background2"/>
-            <w:vAlign w:val="center"/>
-          </w:tcPr>
-          <w:p>
-            <w:pPr>
-              <w:spacing w:line="400" w:lineRule="exact"/>
-              <w:jc w:val="center"/>
-              <w:textAlignment w:val="center"/>
-              <w:rPr>
-                <w:rFonts w:ascii="Times New Roman" w:eastAsia="標楷體" w:hAnsi="Times New Roman"/>
-                <w:sz w:val="28"/>
-              </w:rPr>
-            </w:pPr>
-            <w:r>
-              <w:rPr>
-                <w:rFonts w:ascii="Times New Roman" w:eastAsia="標楷體" w:hAnsi="Times New Roman" w:hint="eastAsia"/>
-                <w:sz w:val="28"/>
-              </w:rPr>
-              <w:t>操作說明</w:t>
-            </w:r>
-          </w:p>
-        </w:tc>
-        <w:tc>
-          <w:tcPr>
-            <w:tcW w:w="8639" w:type="dxa"/>
-          </w:tcPr>
-          <w:p>
-            <w:pPr>
-              <w:spacing w:line="400" w:lineRule="exact"/>
-              <w:jc w:val="both"/>
-              <w:textAlignment w:val="center"/>
-              <w:rPr>
-                <w:rFonts w:ascii="Times New Roman" w:eastAsia="標楷體" w:hAnsi="Times New Roman" w:hint="eastAsia"/>
-                <w:sz w:val="28"/>
-              </w:rPr>
-            </w:pPr>
-            <w:r>
-              <w:rPr>
-                <w:rFonts w:ascii="Times New Roman" w:eastAsia="標楷體" w:hAnsi="Times New Roman" w:hint="eastAsia"/>
-                <w:sz w:val="28"/>
-              </w:rPr>
-              <w:t>於</w:t>
-            </w:r>
-            <w:r>
-              <w:rPr>
-                <w:rFonts w:ascii="Times New Roman" w:eastAsia="標楷體" w:hAnsi="Times New Roman"/>
-                <w:sz w:val="28"/>
-              </w:rPr>
-              <w:t>MySQL Workbench</w:t>
-            </w:r>
-            <w:r>
-              <w:rPr>
-                <w:rFonts w:ascii="Times New Roman" w:eastAsia="標楷體" w:hAnsi="Times New Roman" w:hint="eastAsia"/>
-                <w:sz w:val="28"/>
-              </w:rPr>
-              <w:t>檔案輸入</w:t>
-            </w:r>
-            <w:r>
-              <w:rPr>
-                <w:rFonts w:ascii="Times New Roman" w:eastAsia="標楷體" w:hAnsi="Times New Roman" w:hint="eastAsia"/>
-                <w:sz w:val="28"/>
-              </w:rPr>
-              <w:t>刪除</w:t>
-            </w:r>
-            <w:r>
-              <w:rPr>
-                <w:rFonts w:ascii="Times New Roman" w:eastAsia="標楷體" w:hAnsi="Times New Roman" w:hint="eastAsia"/>
-                <w:sz w:val="28"/>
-              </w:rPr>
-              <w:t>指令，並填入醫院</w:t>
-            </w:r>
-            <w:r>
-              <w:rPr>
-                <w:rFonts w:ascii="Times New Roman" w:eastAsia="標楷體" w:hAnsi="Times New Roman" w:hint="eastAsia"/>
-                <w:sz w:val="28"/>
-              </w:rPr>
-              <w:t>i</w:t>
-            </w:r>
-            <w:r>
-              <w:rPr>
-                <w:rFonts w:ascii="Times New Roman" w:eastAsia="標楷體" w:hAnsi="Times New Roman"/>
-                <w:sz w:val="28"/>
-              </w:rPr>
-              <w:t>d</w:t>
-            </w:r>
-          </w:p>
-        </w:tc>
-      </w:tr>
-    </w:tbl>
-    <w:p>
-      <w:pPr>
-        <w:spacing w:after="0" w:line="240" w:lineRule="auto"/>
-        <w:jc w:val="both"/>
-        <w:rPr>
-          <w:rFonts w:ascii="Times New Roman" w:eastAsia="標楷體" w:hAnsi="Times New Roman"/>
-          <w:sz w:val="28"/>
-        </w:rPr>
-      </w:pPr>
-    </w:p>
-    <w:p>
-      <w:pPr>
-        <w:spacing w:after="0" w:line="240" w:lineRule="auto"/>
-        <w:jc w:val="both"/>
-        <w:rPr>
-          <w:rFonts w:ascii="Times New Roman" w:eastAsia="標楷體" w:hAnsi="Times New Roman" w:hint="eastAsia"/>
-          <w:sz w:val="28"/>
-        </w:rPr>
-      </w:pPr>
-      <w:r>
-        <w:rPr>
-          <w:rFonts w:ascii="Times New Roman" w:eastAsia="標楷體" w:hAnsi="Times New Roman" w:hint="eastAsia"/>
-          <w:sz w:val="28"/>
-        </w:rPr>
-        <w:t>圖</w:t>
-      </w:r>
-      <w:r>
-        <w:rPr>
-          <w:rFonts w:ascii="Times New Roman" w:eastAsia="標楷體" w:hAnsi="Times New Roman" w:hint="eastAsia"/>
-          <w:sz w:val="28"/>
-        </w:rPr>
-        <w:t>11-</w:t>
-      </w:r>
-      <w:r>
-        <w:rPr>
-          <w:rFonts w:ascii="Times New Roman" w:eastAsia="標楷體" w:hAnsi="Times New Roman"/>
-          <w:sz w:val="28"/>
-        </w:rPr>
-        <w:t>4</w:t>
-      </w:r>
-      <w:r>
-        <w:rPr>
-          <w:rFonts w:ascii="Times New Roman" w:eastAsia="標楷體" w:hAnsi="Times New Roman" w:hint="eastAsia"/>
-          <w:sz w:val="28"/>
-        </w:rPr>
-        <w:t>醫院資料</w:t>
-      </w:r>
-      <w:r>
-        <w:rPr>
-          <w:rFonts w:ascii="Times New Roman" w:eastAsia="標楷體" w:hAnsi="Times New Roman" w:hint="eastAsia"/>
-          <w:sz w:val="28"/>
-        </w:rPr>
-        <w:t>修改</w:t>
-      </w:r>
-      <w:r>
-        <w:rPr>
-          <w:rFonts w:ascii="Times New Roman" w:eastAsia="標楷體" w:hAnsi="Times New Roman" w:hint="eastAsia"/>
-          <w:sz w:val="28"/>
-        </w:rPr>
-        <w:t>介面</w:t>
-      </w:r>
-    </w:p>
-    <w:tbl>
-      <w:tblPr>
-        <w:tblStyle w:val="ae"/>
-        <w:tblW w:w="0" w:type="auto"/>
-        <w:tblLook w:val="04A0" w:firstRow="1" w:lastRow="0" w:firstColumn="1" w:lastColumn="0" w:noHBand="0" w:noVBand="1"/>
-      </w:tblPr>
-      <w:tblGrid>
-        <w:gridCol w:w="1428"/>
-        <w:gridCol w:w="8766"/>
-      </w:tblGrid>
-      <w:tr>
-        <w:tc>
-          <w:tcPr>
-            <w:tcW w:w="1555" w:type="dxa"/>
-            <w:shd w:val="clear" w:color="auto" w:fill="E8E8E8" w:themeFill="background2"/>
-            <w:vAlign w:val="center"/>
-          </w:tcPr>
-          <w:p>
-            <w:pPr>
-              <w:spacing w:line="400" w:lineRule="exact"/>
-              <w:jc w:val="center"/>
-              <w:textAlignment w:val="center"/>
-              <w:rPr>
-                <w:rFonts w:ascii="Times New Roman" w:eastAsia="標楷體" w:hAnsi="Times New Roman" w:hint="eastAsia"/>
-                <w:sz w:val="28"/>
-              </w:rPr>
-            </w:pPr>
-            <w:r>
-              <w:rPr>
-                <w:rFonts w:ascii="Times New Roman" w:eastAsia="標楷體" w:hAnsi="Times New Roman" w:hint="eastAsia"/>
-                <w:sz w:val="28"/>
-              </w:rPr>
-              <w:t>使用者</w:t>
-            </w:r>
-          </w:p>
-        </w:tc>
-        <w:tc>
-          <w:tcPr>
-            <w:tcW w:w="8639" w:type="dxa"/>
-          </w:tcPr>
-          <w:p>
-            <w:pPr>
-              <w:spacing w:line="400" w:lineRule="exact"/>
-              <w:jc w:val="both"/>
-              <w:textAlignment w:val="center"/>
-              <w:rPr>
-                <w:rFonts w:ascii="Times New Roman" w:eastAsia="標楷體" w:hAnsi="Times New Roman" w:hint="eastAsia"/>
-                <w:sz w:val="28"/>
-              </w:rPr>
-            </w:pPr>
-            <w:r>
-              <w:rPr>
-                <w:rFonts w:ascii="Times New Roman" w:eastAsia="標楷體" w:hAnsi="Times New Roman" w:hint="eastAsia"/>
-                <w:sz w:val="28"/>
-              </w:rPr>
-              <w:t>程式人員、管理者</w:t>
-            </w:r>
-          </w:p>
-        </w:tc>
-      </w:tr>
-      <w:tr>
-        <w:trPr>
-          <w:trHeight w:val="5272"/>
-        </w:trPr>
-        <w:tc>
-          <w:tcPr>
-            <w:tcW w:w="1555" w:type="dxa"/>
-            <w:shd w:val="clear" w:color="auto" w:fill="E8E8E8" w:themeFill="background2"/>
-            <w:vAlign w:val="center"/>
-          </w:tcPr>
-          <w:p>
-            <w:pPr>
-              <w:spacing w:line="400" w:lineRule="exact"/>
-              <w:jc w:val="center"/>
-              <w:textAlignment w:val="center"/>
-              <w:rPr>
-                <w:rFonts w:ascii="Times New Roman" w:eastAsia="標楷體" w:hAnsi="Times New Roman" w:hint="eastAsia"/>
-                <w:sz w:val="28"/>
-              </w:rPr>
-            </w:pPr>
-            <w:r>
-              <w:rPr>
-                <w:rFonts w:ascii="Times New Roman" w:eastAsia="標楷體" w:hAnsi="Times New Roman" w:hint="eastAsia"/>
-                <w:sz w:val="28"/>
-              </w:rPr>
-              <w:t>檔案內容</w:t>
-            </w:r>
-          </w:p>
-        </w:tc>
-        <w:tc>
-          <w:tcPr>
-            <w:tcW w:w="8639" w:type="dxa"/>
-            <w:vAlign w:val="center"/>
-          </w:tcPr>
-          <w:p>
-            <w:pPr>
-              <w:spacing w:line="400" w:lineRule="exact"/>
-              <w:jc w:val="center"/>
-              <w:textAlignment w:val="center"/>
-              <w:rPr>
-                <w:rFonts w:ascii="Times New Roman" w:eastAsia="標楷體" w:hAnsi="Times New Roman" w:hint="eastAsia"/>
-                <w:sz w:val="28"/>
-              </w:rPr>
-            </w:pPr>
-            <w:r>
-              <w:rPr>
-                <w:rFonts w:ascii="Times New Roman" w:eastAsia="標楷體" w:hAnsi="Times New Roman"/>
-                <w:sz w:val="28"/>
-              </w:rPr>
-              <w:drawing>
-                <wp:inline distT="0" distB="0" distL="0" distR="0" wp14:anchorId="3E7C0C20" wp14:editId="6DDF0C3D">
-                  <wp:extent cx="5426763" cy="3215958"/>
-                  <wp:effectExtent l="0" t="0" r="2540" b="3810"/>
-                  <wp:docPr id="35" name="圖片 35"/>
                   <wp:cNvGraphicFramePr>
                     <a:graphicFrameLocks xmlns:a="http://schemas.openxmlformats.org/drawingml/2006/main" noChangeAspect="1"/>
                   </wp:cNvGraphicFramePr>
@@ -2762,6 +2584,822 @@
                         <pic:spPr>
                           <a:xfrm>
                             <a:off x="0" y="0"/>
+                            <a:ext cx="5344451" cy="3136801"/>
+                          </a:xfrm>
+                          <a:prstGeom prst="rect">
+                            <a:avLst/>
+                          </a:prstGeom>
+                        </pic:spPr>
+                      </pic:pic>
+                    </a:graphicData>
+                  </a:graphic>
+                </wp:inline>
+              </w:drawing>
+            </w:r>
+          </w:p>
+        </w:tc>
+      </w:tr>
+    </w:tbl>
+    <w:p>
+      <w:pPr>
+        <w:spacing w:after="0" w:line="240" w:lineRule="auto"/>
+        <w:jc w:val="both"/>
+        <w:rPr>
+          <w:rFonts w:ascii="Times New Roman" w:eastAsia="標楷體" w:hAnsi="Times New Roman"/>
+          <w:sz w:val="28"/>
+        </w:rPr>
+        <w:sectPr>
+          <w:pgSz w:w="11906" w:h="16838" w:code="9"/>
+          <w:pgMar w:top="851" w:right="851" w:bottom="851" w:left="851" w:header="567" w:footer="567" w:gutter="0"/>
+          <w:cols w:space="425"/>
+          <w:docGrid w:type="lines" w:linePitch="360"/>
+        </w:sectPr>
+      </w:pPr>
+    </w:p>
+    <w:p>
+      <w:pPr>
+        <w:pStyle w:val="af3"/>
+        <w:keepNext/>
+        <w:spacing w:after="0" w:line="240" w:lineRule="auto"/>
+        <w:jc w:val="center"/>
+        <w:rPr>
+          <w:rFonts w:ascii="Times New Roman" w:eastAsia="標楷體" w:hAnsi="Times New Roman"/>
+          <w:sz w:val="28"/>
+        </w:rPr>
+      </w:pPr>
+      <w:r>
+        <w:rPr>
+          <w:rFonts w:ascii="Times New Roman" w:eastAsia="標楷體" w:hAnsi="Times New Roman" w:hint="eastAsia"/>
+          <w:sz w:val="28"/>
+        </w:rPr>
+        <w:lastRenderedPageBreak/>
+        <w:t>表</w:t>
+      </w:r>
+      <w:r>
+        <w:rPr>
+          <w:rFonts w:ascii="Times New Roman" w:eastAsia="標楷體" w:hAnsi="Times New Roman" w:hint="eastAsia"/>
+          <w:sz w:val="28"/>
+        </w:rPr>
+        <w:t xml:space="preserve"> </w:t>
+      </w:r>
+      <w:r>
+        <w:rPr>
+          <w:rFonts w:ascii="Times New Roman" w:eastAsia="標楷體" w:hAnsi="Times New Roman"/>
+          <w:sz w:val="28"/>
+        </w:rPr>
+        <w:fldChar w:fldCharType="begin"/>
+      </w:r>
+      <w:r>
+        <w:rPr>
+          <w:rFonts w:ascii="Times New Roman" w:eastAsia="標楷體" w:hAnsi="Times New Roman"/>
+          <w:sz w:val="28"/>
+        </w:rPr>
+        <w:instrText xml:space="preserve"> </w:instrText>
+      </w:r>
+      <w:r>
+        <w:rPr>
+          <w:rFonts w:ascii="Times New Roman" w:eastAsia="標楷體" w:hAnsi="Times New Roman" w:hint="eastAsia"/>
+          <w:sz w:val="28"/>
+        </w:rPr>
+        <w:instrText>STYLEREF 1 \s</w:instrText>
+      </w:r>
+      <w:r>
+        <w:rPr>
+          <w:rFonts w:ascii="Times New Roman" w:eastAsia="標楷體" w:hAnsi="Times New Roman"/>
+          <w:sz w:val="28"/>
+        </w:rPr>
+        <w:instrText xml:space="preserve"> </w:instrText>
+      </w:r>
+      <w:r>
+        <w:rPr>
+          <w:rFonts w:ascii="Times New Roman" w:eastAsia="標楷體" w:hAnsi="Times New Roman"/>
+          <w:sz w:val="28"/>
+        </w:rPr>
+        <w:fldChar w:fldCharType="separate"/>
+      </w:r>
+      <w:r>
+        <w:rPr>
+          <w:rFonts w:ascii="Times New Roman" w:eastAsia="標楷體" w:hAnsi="Times New Roman"/>
+          <w:noProof/>
+          <w:sz w:val="28"/>
+        </w:rPr>
+        <w:t>11</w:t>
+      </w:r>
+      <w:r>
+        <w:rPr>
+          <w:rFonts w:ascii="Times New Roman" w:eastAsia="標楷體" w:hAnsi="Times New Roman"/>
+          <w:sz w:val="28"/>
+        </w:rPr>
+        <w:fldChar w:fldCharType="end"/>
+      </w:r>
+      <w:r>
+        <w:rPr>
+          <w:rFonts w:ascii="Times New Roman" w:eastAsia="標楷體" w:hAnsi="Times New Roman"/>
+          <w:sz w:val="28"/>
+        </w:rPr>
+        <w:t>-</w:t>
+      </w:r>
+      <w:r>
+        <w:rPr>
+          <w:rFonts w:ascii="Times New Roman" w:eastAsia="標楷體" w:hAnsi="Times New Roman"/>
+          <w:sz w:val="28"/>
+        </w:rPr>
+        <w:fldChar w:fldCharType="begin"/>
+      </w:r>
+      <w:r>
+        <w:rPr>
+          <w:rFonts w:ascii="Times New Roman" w:eastAsia="標楷體" w:hAnsi="Times New Roman"/>
+          <w:sz w:val="28"/>
+        </w:rPr>
+        <w:instrText xml:space="preserve"> </w:instrText>
+      </w:r>
+      <w:r>
+        <w:rPr>
+          <w:rFonts w:ascii="Times New Roman" w:eastAsia="標楷體" w:hAnsi="Times New Roman" w:hint="eastAsia"/>
+          <w:sz w:val="28"/>
+        </w:rPr>
+        <w:instrText xml:space="preserve">SEQ </w:instrText>
+      </w:r>
+      <w:r>
+        <w:rPr>
+          <w:rFonts w:ascii="Times New Roman" w:eastAsia="標楷體" w:hAnsi="Times New Roman" w:hint="eastAsia"/>
+          <w:sz w:val="28"/>
+        </w:rPr>
+        <w:instrText>表</w:instrText>
+      </w:r>
+      <w:r>
+        <w:rPr>
+          <w:rFonts w:ascii="Times New Roman" w:eastAsia="標楷體" w:hAnsi="Times New Roman" w:hint="eastAsia"/>
+          <w:sz w:val="28"/>
+        </w:rPr>
+        <w:instrText xml:space="preserve"> \* ARABIC \s 1</w:instrText>
+      </w:r>
+      <w:r>
+        <w:rPr>
+          <w:rFonts w:ascii="Times New Roman" w:eastAsia="標楷體" w:hAnsi="Times New Roman"/>
+          <w:sz w:val="28"/>
+        </w:rPr>
+        <w:instrText xml:space="preserve"> </w:instrText>
+      </w:r>
+      <w:r>
+        <w:rPr>
+          <w:rFonts w:ascii="Times New Roman" w:eastAsia="標楷體" w:hAnsi="Times New Roman"/>
+          <w:sz w:val="28"/>
+        </w:rPr>
+        <w:fldChar w:fldCharType="separate"/>
+      </w:r>
+      <w:r>
+        <w:rPr>
+          <w:rFonts w:ascii="Times New Roman" w:eastAsia="標楷體" w:hAnsi="Times New Roman"/>
+          <w:noProof/>
+          <w:sz w:val="28"/>
+        </w:rPr>
+        <w:t>4</w:t>
+      </w:r>
+      <w:r>
+        <w:rPr>
+          <w:rFonts w:ascii="Times New Roman" w:eastAsia="標楷體" w:hAnsi="Times New Roman"/>
+          <w:sz w:val="28"/>
+        </w:rPr>
+        <w:fldChar w:fldCharType="end"/>
+      </w:r>
+      <w:r>
+        <w:rPr>
+          <w:rFonts w:ascii="Times New Roman" w:eastAsia="標楷體" w:hAnsi="Times New Roman" w:hint="eastAsia"/>
+          <w:sz w:val="28"/>
+        </w:rPr>
+        <w:t xml:space="preserve"> </w:t>
+      </w:r>
+      <w:r>
+        <w:rPr>
+          <w:rFonts w:ascii="Times New Roman" w:eastAsia="標楷體" w:hAnsi="Times New Roman" w:hint="eastAsia"/>
+          <w:sz w:val="28"/>
+        </w:rPr>
+        <w:t>刪除</w:t>
+      </w:r>
+      <w:r>
+        <w:rPr>
+          <w:rFonts w:ascii="Times New Roman" w:eastAsia="標楷體" w:hAnsi="Times New Roman" w:hint="eastAsia"/>
+          <w:sz w:val="28"/>
+        </w:rPr>
+        <w:t>醫院資料</w:t>
+      </w:r>
+    </w:p>
+    <w:tbl>
+      <w:tblPr>
+        <w:tblStyle w:val="ae"/>
+        <w:tblW w:w="0" w:type="auto"/>
+        <w:tblLook w:val="04A0" w:firstRow="1" w:lastRow="0" w:firstColumn="1" w:lastColumn="0" w:noHBand="0" w:noVBand="1"/>
+      </w:tblPr>
+      <w:tblGrid>
+        <w:gridCol w:w="1428"/>
+        <w:gridCol w:w="8766"/>
+      </w:tblGrid>
+      <w:tr>
+        <w:tc>
+          <w:tcPr>
+            <w:tcW w:w="1428" w:type="dxa"/>
+            <w:shd w:val="clear" w:color="auto" w:fill="E8E8E8" w:themeFill="background2"/>
+            <w:vAlign w:val="center"/>
+          </w:tcPr>
+          <w:p>
+            <w:pPr>
+              <w:spacing w:line="400" w:lineRule="exact"/>
+              <w:jc w:val="center"/>
+              <w:textAlignment w:val="center"/>
+              <w:rPr>
+                <w:rFonts w:ascii="Times New Roman" w:eastAsia="標楷體" w:hAnsi="Times New Roman"/>
+                <w:sz w:val="28"/>
+              </w:rPr>
+            </w:pPr>
+            <w:r>
+              <w:rPr>
+                <w:rFonts w:ascii="Times New Roman" w:eastAsia="標楷體" w:hAnsi="Times New Roman" w:hint="eastAsia"/>
+                <w:sz w:val="28"/>
+              </w:rPr>
+              <w:t>使用者</w:t>
+            </w:r>
+          </w:p>
+        </w:tc>
+        <w:tc>
+          <w:tcPr>
+            <w:tcW w:w="8766" w:type="dxa"/>
+          </w:tcPr>
+          <w:p>
+            <w:pPr>
+              <w:spacing w:line="400" w:lineRule="exact"/>
+              <w:jc w:val="both"/>
+              <w:textAlignment w:val="center"/>
+              <w:rPr>
+                <w:rFonts w:ascii="Times New Roman" w:eastAsia="標楷體" w:hAnsi="Times New Roman"/>
+                <w:sz w:val="28"/>
+              </w:rPr>
+            </w:pPr>
+            <w:r>
+              <w:rPr>
+                <w:rFonts w:ascii="Times New Roman" w:eastAsia="標楷體" w:hAnsi="Times New Roman" w:hint="eastAsia"/>
+                <w:sz w:val="28"/>
+              </w:rPr>
+              <w:t>程式人員、管理者</w:t>
+            </w:r>
+          </w:p>
+        </w:tc>
+      </w:tr>
+      <w:tr>
+        <w:tc>
+          <w:tcPr>
+            <w:tcW w:w="1428" w:type="dxa"/>
+            <w:shd w:val="clear" w:color="auto" w:fill="E8E8E8" w:themeFill="background2"/>
+            <w:vAlign w:val="center"/>
+          </w:tcPr>
+          <w:p>
+            <w:pPr>
+              <w:spacing w:line="400" w:lineRule="exact"/>
+              <w:jc w:val="center"/>
+              <w:textAlignment w:val="center"/>
+              <w:rPr>
+                <w:rFonts w:ascii="Times New Roman" w:eastAsia="標楷體" w:hAnsi="Times New Roman"/>
+                <w:sz w:val="28"/>
+              </w:rPr>
+            </w:pPr>
+            <w:r>
+              <w:rPr>
+                <w:rFonts w:ascii="Times New Roman" w:eastAsia="標楷體" w:hAnsi="Times New Roman" w:hint="eastAsia"/>
+                <w:sz w:val="28"/>
+              </w:rPr>
+              <w:t>操作說明</w:t>
+            </w:r>
+          </w:p>
+        </w:tc>
+        <w:tc>
+          <w:tcPr>
+            <w:tcW w:w="8766" w:type="dxa"/>
+          </w:tcPr>
+          <w:p>
+            <w:pPr>
+              <w:spacing w:line="400" w:lineRule="exact"/>
+              <w:jc w:val="both"/>
+              <w:textAlignment w:val="center"/>
+              <w:rPr>
+                <w:rFonts w:ascii="Times New Roman" w:eastAsia="標楷體" w:hAnsi="Times New Roman"/>
+                <w:sz w:val="28"/>
+              </w:rPr>
+            </w:pPr>
+            <w:r>
+              <w:rPr>
+                <w:rFonts w:ascii="Times New Roman" w:eastAsia="標楷體" w:hAnsi="Times New Roman" w:hint="eastAsia"/>
+                <w:sz w:val="28"/>
+              </w:rPr>
+              <w:t>於</w:t>
+            </w:r>
+            <w:r>
+              <w:rPr>
+                <w:rFonts w:ascii="Times New Roman" w:eastAsia="標楷體" w:hAnsi="Times New Roman"/>
+                <w:sz w:val="28"/>
+              </w:rPr>
+              <w:t>MySQL Workbench</w:t>
+            </w:r>
+            <w:r>
+              <w:rPr>
+                <w:rFonts w:ascii="Times New Roman" w:eastAsia="標楷體" w:hAnsi="Times New Roman" w:hint="eastAsia"/>
+                <w:sz w:val="28"/>
+              </w:rPr>
+              <w:t>輸入刪除指令，並填入醫院</w:t>
+            </w:r>
+            <w:r>
+              <w:rPr>
+                <w:rFonts w:ascii="Times New Roman" w:eastAsia="標楷體" w:hAnsi="Times New Roman" w:hint="eastAsia"/>
+                <w:sz w:val="28"/>
+              </w:rPr>
+              <w:t>i</w:t>
+            </w:r>
+            <w:r>
+              <w:rPr>
+                <w:rFonts w:ascii="Times New Roman" w:eastAsia="標楷體" w:hAnsi="Times New Roman"/>
+                <w:sz w:val="28"/>
+              </w:rPr>
+              <w:t>d</w:t>
+            </w:r>
+          </w:p>
+        </w:tc>
+      </w:tr>
+      <w:tr>
+        <w:trPr>
+          <w:trHeight w:val="5272"/>
+        </w:trPr>
+        <w:tc>
+          <w:tcPr>
+            <w:tcW w:w="1428" w:type="dxa"/>
+            <w:shd w:val="clear" w:color="auto" w:fill="E8E8E8" w:themeFill="background2"/>
+            <w:vAlign w:val="center"/>
+          </w:tcPr>
+          <w:p>
+            <w:pPr>
+              <w:spacing w:line="400" w:lineRule="exact"/>
+              <w:jc w:val="center"/>
+              <w:textAlignment w:val="center"/>
+              <w:rPr>
+                <w:rFonts w:ascii="Times New Roman" w:eastAsia="標楷體" w:hAnsi="Times New Roman"/>
+                <w:sz w:val="28"/>
+              </w:rPr>
+            </w:pPr>
+            <w:r>
+              <w:rPr>
+                <w:rFonts w:ascii="Times New Roman" w:eastAsia="標楷體" w:hAnsi="Times New Roman" w:hint="eastAsia"/>
+                <w:sz w:val="28"/>
+              </w:rPr>
+              <w:t>檔案內容</w:t>
+            </w:r>
+          </w:p>
+        </w:tc>
+        <w:tc>
+          <w:tcPr>
+            <w:tcW w:w="8766" w:type="dxa"/>
+            <w:vAlign w:val="center"/>
+          </w:tcPr>
+          <w:p>
+            <w:pPr>
+              <w:spacing w:line="400" w:lineRule="exact"/>
+              <w:jc w:val="center"/>
+              <w:textAlignment w:val="center"/>
+              <w:rPr>
+                <w:rFonts w:ascii="Times New Roman" w:eastAsia="標楷體" w:hAnsi="Times New Roman"/>
+                <w:sz w:val="28"/>
+              </w:rPr>
+            </w:pPr>
+            <w:r>
+              <w:rPr>
+                <w:rFonts w:ascii="Times New Roman" w:eastAsia="標楷體" w:hAnsi="Times New Roman"/>
+                <w:noProof/>
+                <w:sz w:val="28"/>
+              </w:rPr>
+              <w:drawing>
+                <wp:inline distT="0" distB="0" distL="0" distR="0" wp14:anchorId="1DCEDF8C" wp14:editId="41FFAD21">
+                  <wp:extent cx="5423759" cy="3209925"/>
+                  <wp:effectExtent l="0" t="0" r="5715" b="0"/>
+                  <wp:docPr id="31" name="圖片 31"/>
+                  <wp:cNvGraphicFramePr>
+                    <a:graphicFrameLocks xmlns:a="http://schemas.openxmlformats.org/drawingml/2006/main" noChangeAspect="1"/>
+                  </wp:cNvGraphicFramePr>
+                  <a:graphic xmlns:a="http://schemas.openxmlformats.org/drawingml/2006/main">
+                    <a:graphicData uri="http://schemas.openxmlformats.org/drawingml/2006/picture">
+                      <pic:pic xmlns:pic="http://schemas.openxmlformats.org/drawingml/2006/picture">
+                        <pic:nvPicPr>
+                          <pic:cNvPr id="1" name=""/>
+                          <pic:cNvPicPr/>
+                        </pic:nvPicPr>
+                        <pic:blipFill>
+                          <a:blip r:embed="rId20"/>
+                          <a:stretch>
+                            <a:fillRect/>
+                          </a:stretch>
+                        </pic:blipFill>
+                        <pic:spPr>
+                          <a:xfrm>
+                            <a:off x="0" y="0"/>
+                            <a:ext cx="5455841" cy="3228912"/>
+                          </a:xfrm>
+                          <a:prstGeom prst="rect">
+                            <a:avLst/>
+                          </a:prstGeom>
+                        </pic:spPr>
+                      </pic:pic>
+                    </a:graphicData>
+                  </a:graphic>
+                </wp:inline>
+              </w:drawing>
+            </w:r>
+          </w:p>
+        </w:tc>
+      </w:tr>
+    </w:tbl>
+    <w:p>
+      <w:pPr>
+        <w:pStyle w:val="af3"/>
+        <w:keepNext/>
+        <w:spacing w:after="0" w:line="240" w:lineRule="auto"/>
+        <w:jc w:val="center"/>
+        <w:rPr>
+          <w:rFonts w:ascii="Times New Roman" w:eastAsia="標楷體" w:hAnsi="Times New Roman" w:hint="eastAsia"/>
+          <w:sz w:val="28"/>
+        </w:rPr>
+      </w:pPr>
+      <w:r>
+        <w:rPr>
+          <w:rFonts w:ascii="Times New Roman" w:eastAsia="標楷體" w:hAnsi="Times New Roman" w:hint="eastAsia"/>
+          <w:sz w:val="28"/>
+        </w:rPr>
+        <w:t>表</w:t>
+      </w:r>
+      <w:r>
+        <w:rPr>
+          <w:rFonts w:ascii="Times New Roman" w:eastAsia="標楷體" w:hAnsi="Times New Roman" w:hint="eastAsia"/>
+          <w:sz w:val="28"/>
+        </w:rPr>
+        <w:t xml:space="preserve"> </w:t>
+      </w:r>
+      <w:r>
+        <w:rPr>
+          <w:rFonts w:ascii="Times New Roman" w:eastAsia="標楷體" w:hAnsi="Times New Roman"/>
+          <w:sz w:val="28"/>
+        </w:rPr>
+        <w:fldChar w:fldCharType="begin"/>
+      </w:r>
+      <w:r>
+        <w:rPr>
+          <w:rFonts w:ascii="Times New Roman" w:eastAsia="標楷體" w:hAnsi="Times New Roman"/>
+          <w:sz w:val="28"/>
+        </w:rPr>
+        <w:instrText xml:space="preserve"> </w:instrText>
+      </w:r>
+      <w:r>
+        <w:rPr>
+          <w:rFonts w:ascii="Times New Roman" w:eastAsia="標楷體" w:hAnsi="Times New Roman" w:hint="eastAsia"/>
+          <w:sz w:val="28"/>
+        </w:rPr>
+        <w:instrText>STYLEREF 1 \s</w:instrText>
+      </w:r>
+      <w:r>
+        <w:rPr>
+          <w:rFonts w:ascii="Times New Roman" w:eastAsia="標楷體" w:hAnsi="Times New Roman"/>
+          <w:sz w:val="28"/>
+        </w:rPr>
+        <w:instrText xml:space="preserve"> </w:instrText>
+      </w:r>
+      <w:r>
+        <w:rPr>
+          <w:rFonts w:ascii="Times New Roman" w:eastAsia="標楷體" w:hAnsi="Times New Roman"/>
+          <w:sz w:val="28"/>
+        </w:rPr>
+        <w:fldChar w:fldCharType="separate"/>
+      </w:r>
+      <w:r>
+        <w:rPr>
+          <w:rFonts w:ascii="Times New Roman" w:eastAsia="標楷體" w:hAnsi="Times New Roman"/>
+          <w:noProof/>
+          <w:sz w:val="28"/>
+        </w:rPr>
+        <w:t>11</w:t>
+      </w:r>
+      <w:r>
+        <w:rPr>
+          <w:rFonts w:ascii="Times New Roman" w:eastAsia="標楷體" w:hAnsi="Times New Roman"/>
+          <w:sz w:val="28"/>
+        </w:rPr>
+        <w:fldChar w:fldCharType="end"/>
+      </w:r>
+      <w:r>
+        <w:rPr>
+          <w:rFonts w:ascii="Times New Roman" w:eastAsia="標楷體" w:hAnsi="Times New Roman"/>
+          <w:sz w:val="28"/>
+        </w:rPr>
+        <w:t>-</w:t>
+      </w:r>
+      <w:r>
+        <w:rPr>
+          <w:rFonts w:ascii="Times New Roman" w:eastAsia="標楷體" w:hAnsi="Times New Roman"/>
+          <w:sz w:val="28"/>
+        </w:rPr>
+        <w:fldChar w:fldCharType="begin"/>
+      </w:r>
+      <w:r>
+        <w:rPr>
+          <w:rFonts w:ascii="Times New Roman" w:eastAsia="標楷體" w:hAnsi="Times New Roman"/>
+          <w:sz w:val="28"/>
+        </w:rPr>
+        <w:instrText xml:space="preserve"> </w:instrText>
+      </w:r>
+      <w:r>
+        <w:rPr>
+          <w:rFonts w:ascii="Times New Roman" w:eastAsia="標楷體" w:hAnsi="Times New Roman" w:hint="eastAsia"/>
+          <w:sz w:val="28"/>
+        </w:rPr>
+        <w:instrText xml:space="preserve">SEQ </w:instrText>
+      </w:r>
+      <w:r>
+        <w:rPr>
+          <w:rFonts w:ascii="Times New Roman" w:eastAsia="標楷體" w:hAnsi="Times New Roman" w:hint="eastAsia"/>
+          <w:sz w:val="28"/>
+        </w:rPr>
+        <w:instrText>表</w:instrText>
+      </w:r>
+      <w:r>
+        <w:rPr>
+          <w:rFonts w:ascii="Times New Roman" w:eastAsia="標楷體" w:hAnsi="Times New Roman" w:hint="eastAsia"/>
+          <w:sz w:val="28"/>
+        </w:rPr>
+        <w:instrText xml:space="preserve"> \* ARABIC \s 1</w:instrText>
+      </w:r>
+      <w:r>
+        <w:rPr>
+          <w:rFonts w:ascii="Times New Roman" w:eastAsia="標楷體" w:hAnsi="Times New Roman"/>
+          <w:sz w:val="28"/>
+        </w:rPr>
+        <w:instrText xml:space="preserve"> </w:instrText>
+      </w:r>
+      <w:r>
+        <w:rPr>
+          <w:rFonts w:ascii="Times New Roman" w:eastAsia="標楷體" w:hAnsi="Times New Roman"/>
+          <w:sz w:val="28"/>
+        </w:rPr>
+        <w:fldChar w:fldCharType="separate"/>
+      </w:r>
+      <w:r>
+        <w:rPr>
+          <w:rFonts w:ascii="Times New Roman" w:eastAsia="標楷體" w:hAnsi="Times New Roman"/>
+          <w:noProof/>
+          <w:sz w:val="28"/>
+        </w:rPr>
+        <w:t>5</w:t>
+      </w:r>
+      <w:r>
+        <w:rPr>
+          <w:rFonts w:ascii="Times New Roman" w:eastAsia="標楷體" w:hAnsi="Times New Roman"/>
+          <w:sz w:val="28"/>
+        </w:rPr>
+        <w:fldChar w:fldCharType="end"/>
+      </w:r>
+      <w:r>
+        <w:rPr>
+          <w:rFonts w:ascii="Times New Roman" w:eastAsia="標楷體" w:hAnsi="Times New Roman" w:hint="eastAsia"/>
+          <w:sz w:val="28"/>
+        </w:rPr>
+        <w:t xml:space="preserve"> </w:t>
+      </w:r>
+      <w:r>
+        <w:rPr>
+          <w:rFonts w:ascii="Times New Roman" w:eastAsia="標楷體" w:hAnsi="Times New Roman" w:hint="eastAsia"/>
+          <w:sz w:val="28"/>
+        </w:rPr>
+        <w:t>修改</w:t>
+      </w:r>
+      <w:r>
+        <w:rPr>
+          <w:rFonts w:ascii="Times New Roman" w:eastAsia="標楷體" w:hAnsi="Times New Roman" w:hint="eastAsia"/>
+          <w:sz w:val="28"/>
+        </w:rPr>
+        <w:t>醫院資料</w:t>
+      </w:r>
+    </w:p>
+    <w:tbl>
+      <w:tblPr>
+        <w:tblStyle w:val="ae"/>
+        <w:tblW w:w="0" w:type="auto"/>
+        <w:tblLook w:val="04A0" w:firstRow="1" w:lastRow="0" w:firstColumn="1" w:lastColumn="0" w:noHBand="0" w:noVBand="1"/>
+      </w:tblPr>
+      <w:tblGrid>
+        <w:gridCol w:w="1428"/>
+        <w:gridCol w:w="8766"/>
+      </w:tblGrid>
+      <w:tr>
+        <w:tc>
+          <w:tcPr>
+            <w:tcW w:w="1428" w:type="dxa"/>
+            <w:shd w:val="clear" w:color="auto" w:fill="E8E8E8" w:themeFill="background2"/>
+            <w:vAlign w:val="center"/>
+          </w:tcPr>
+          <w:p>
+            <w:pPr>
+              <w:spacing w:line="400" w:lineRule="exact"/>
+              <w:jc w:val="center"/>
+              <w:textAlignment w:val="center"/>
+              <w:rPr>
+                <w:rFonts w:ascii="Times New Roman" w:eastAsia="標楷體" w:hAnsi="Times New Roman"/>
+                <w:sz w:val="28"/>
+              </w:rPr>
+            </w:pPr>
+            <w:r>
+              <w:rPr>
+                <w:rFonts w:ascii="Times New Roman" w:eastAsia="標楷體" w:hAnsi="Times New Roman" w:hint="eastAsia"/>
+                <w:sz w:val="28"/>
+              </w:rPr>
+              <w:t>使用者</w:t>
+            </w:r>
+          </w:p>
+        </w:tc>
+        <w:tc>
+          <w:tcPr>
+            <w:tcW w:w="8766" w:type="dxa"/>
+          </w:tcPr>
+          <w:p>
+            <w:pPr>
+              <w:spacing w:line="400" w:lineRule="exact"/>
+              <w:jc w:val="both"/>
+              <w:textAlignment w:val="center"/>
+              <w:rPr>
+                <w:rFonts w:ascii="Times New Roman" w:eastAsia="標楷體" w:hAnsi="Times New Roman"/>
+                <w:sz w:val="28"/>
+              </w:rPr>
+            </w:pPr>
+            <w:r>
+              <w:rPr>
+                <w:rFonts w:ascii="Times New Roman" w:eastAsia="標楷體" w:hAnsi="Times New Roman" w:hint="eastAsia"/>
+                <w:sz w:val="28"/>
+              </w:rPr>
+              <w:t>程式人員、管理者</w:t>
+            </w:r>
+          </w:p>
+        </w:tc>
+      </w:tr>
+      <w:tr>
+        <w:tc>
+          <w:tcPr>
+            <w:tcW w:w="1428" w:type="dxa"/>
+            <w:shd w:val="clear" w:color="auto" w:fill="E8E8E8" w:themeFill="background2"/>
+            <w:vAlign w:val="center"/>
+          </w:tcPr>
+          <w:p>
+            <w:pPr>
+              <w:spacing w:line="400" w:lineRule="exact"/>
+              <w:jc w:val="center"/>
+              <w:textAlignment w:val="center"/>
+              <w:rPr>
+                <w:rFonts w:ascii="Times New Roman" w:eastAsia="標楷體" w:hAnsi="Times New Roman"/>
+                <w:sz w:val="28"/>
+              </w:rPr>
+            </w:pPr>
+            <w:r>
+              <w:rPr>
+                <w:rFonts w:ascii="Times New Roman" w:eastAsia="標楷體" w:hAnsi="Times New Roman" w:hint="eastAsia"/>
+                <w:sz w:val="28"/>
+              </w:rPr>
+              <w:t>操作說明</w:t>
+            </w:r>
+          </w:p>
+        </w:tc>
+        <w:tc>
+          <w:tcPr>
+            <w:tcW w:w="8766" w:type="dxa"/>
+          </w:tcPr>
+          <w:p>
+            <w:pPr>
+              <w:spacing w:line="400" w:lineRule="exact"/>
+              <w:jc w:val="both"/>
+              <w:textAlignment w:val="center"/>
+              <w:rPr>
+                <w:rFonts w:ascii="Times New Roman" w:eastAsia="標楷體" w:hAnsi="Times New Roman"/>
+                <w:sz w:val="28"/>
+              </w:rPr>
+            </w:pPr>
+            <w:r>
+              <w:rPr>
+                <w:rFonts w:ascii="Times New Roman" w:eastAsia="標楷體" w:hAnsi="Times New Roman" w:hint="eastAsia"/>
+                <w:sz w:val="28"/>
+              </w:rPr>
+              <w:t>於</w:t>
+            </w:r>
+            <w:r>
+              <w:rPr>
+                <w:rFonts w:ascii="Times New Roman" w:eastAsia="標楷體" w:hAnsi="Times New Roman"/>
+                <w:sz w:val="28"/>
+              </w:rPr>
+              <w:t>MySQL Workbench</w:t>
+            </w:r>
+            <w:r>
+              <w:rPr>
+                <w:rFonts w:ascii="Times New Roman" w:eastAsia="標楷體" w:hAnsi="Times New Roman" w:hint="eastAsia"/>
+                <w:sz w:val="28"/>
+              </w:rPr>
+              <w:t>輸入修改指令，填入要修改的醫院</w:t>
+            </w:r>
+            <w:r>
+              <w:rPr>
+                <w:rFonts w:ascii="Times New Roman" w:eastAsia="標楷體" w:hAnsi="Times New Roman" w:hint="eastAsia"/>
+                <w:sz w:val="28"/>
+              </w:rPr>
+              <w:t>i</w:t>
+            </w:r>
+            <w:r>
+              <w:rPr>
+                <w:rFonts w:ascii="Times New Roman" w:eastAsia="標楷體" w:hAnsi="Times New Roman"/>
+                <w:sz w:val="28"/>
+              </w:rPr>
+              <w:t>d</w:t>
+            </w:r>
+            <w:r>
+              <w:rPr>
+                <w:rFonts w:ascii="Times New Roman" w:eastAsia="標楷體" w:hAnsi="Times New Roman" w:hint="eastAsia"/>
+                <w:sz w:val="28"/>
+              </w:rPr>
+              <w:t>與欲修改之欄位與值</w:t>
+            </w:r>
+          </w:p>
+        </w:tc>
+      </w:tr>
+      <w:tr>
+        <w:trPr>
+          <w:trHeight w:val="5272"/>
+        </w:trPr>
+        <w:tc>
+          <w:tcPr>
+            <w:tcW w:w="1428" w:type="dxa"/>
+            <w:shd w:val="clear" w:color="auto" w:fill="E8E8E8" w:themeFill="background2"/>
+            <w:vAlign w:val="center"/>
+          </w:tcPr>
+          <w:p>
+            <w:pPr>
+              <w:spacing w:line="400" w:lineRule="exact"/>
+              <w:jc w:val="center"/>
+              <w:textAlignment w:val="center"/>
+              <w:rPr>
+                <w:rFonts w:ascii="Times New Roman" w:eastAsia="標楷體" w:hAnsi="Times New Roman"/>
+                <w:sz w:val="28"/>
+              </w:rPr>
+            </w:pPr>
+            <w:r>
+              <w:rPr>
+                <w:rFonts w:ascii="Times New Roman" w:eastAsia="標楷體" w:hAnsi="Times New Roman" w:hint="eastAsia"/>
+                <w:sz w:val="28"/>
+              </w:rPr>
+              <w:t>檔案內容</w:t>
+            </w:r>
+          </w:p>
+        </w:tc>
+        <w:tc>
+          <w:tcPr>
+            <w:tcW w:w="8766" w:type="dxa"/>
+            <w:vAlign w:val="center"/>
+          </w:tcPr>
+          <w:p>
+            <w:pPr>
+              <w:spacing w:line="400" w:lineRule="exact"/>
+              <w:jc w:val="center"/>
+              <w:textAlignment w:val="center"/>
+              <w:rPr>
+                <w:rFonts w:ascii="Times New Roman" w:eastAsia="標楷體" w:hAnsi="Times New Roman"/>
+                <w:sz w:val="28"/>
+              </w:rPr>
+            </w:pPr>
+            <w:r>
+              <w:rPr>
+                <w:rFonts w:ascii="Times New Roman" w:eastAsia="標楷體" w:hAnsi="Times New Roman"/>
+                <w:noProof/>
+                <w:sz w:val="28"/>
+              </w:rPr>
+              <w:drawing>
+                <wp:inline distT="0" distB="0" distL="0" distR="0" wp14:anchorId="3E7C0C20" wp14:editId="6DDF0C3D">
+                  <wp:extent cx="5426763" cy="3215958"/>
+                  <wp:effectExtent l="0" t="0" r="2540" b="3810"/>
+                  <wp:docPr id="35" name="圖片 35"/>
+                  <wp:cNvGraphicFramePr>
+                    <a:graphicFrameLocks xmlns:a="http://schemas.openxmlformats.org/drawingml/2006/main" noChangeAspect="1"/>
+                  </wp:cNvGraphicFramePr>
+                  <a:graphic xmlns:a="http://schemas.openxmlformats.org/drawingml/2006/main">
+                    <a:graphicData uri="http://schemas.openxmlformats.org/drawingml/2006/picture">
+                      <pic:pic xmlns:pic="http://schemas.openxmlformats.org/drawingml/2006/picture">
+                        <pic:nvPicPr>
+                          <pic:cNvPr id="1" name=""/>
+                          <pic:cNvPicPr/>
+                        </pic:nvPicPr>
+                        <pic:blipFill>
+                          <a:blip r:embed="rId21"/>
+                          <a:stretch>
+                            <a:fillRect/>
+                          </a:stretch>
+                        </pic:blipFill>
+                        <pic:spPr>
+                          <a:xfrm>
+                            <a:off x="0" y="0"/>
                             <a:ext cx="5429151" cy="3217373"/>
                           </a:xfrm>
                           <a:prstGeom prst="rect">
@@ -2777,126 +3415,13 @@
           </w:p>
         </w:tc>
       </w:tr>
-      <w:tr>
-        <w:tc>
-          <w:tcPr>
-            <w:tcW w:w="1555" w:type="dxa"/>
-            <w:shd w:val="clear" w:color="auto" w:fill="E8E8E8" w:themeFill="background2"/>
-            <w:vAlign w:val="center"/>
-          </w:tcPr>
-          <w:p>
-            <w:pPr>
-              <w:spacing w:line="400" w:lineRule="exact"/>
-              <w:jc w:val="center"/>
-              <w:textAlignment w:val="center"/>
-              <w:rPr>
-                <w:rFonts w:ascii="Times New Roman" w:eastAsia="標楷體" w:hAnsi="Times New Roman"/>
-                <w:sz w:val="28"/>
-              </w:rPr>
-            </w:pPr>
-            <w:r>
-              <w:rPr>
-                <w:rFonts w:ascii="Times New Roman" w:eastAsia="標楷體" w:hAnsi="Times New Roman" w:hint="eastAsia"/>
-                <w:sz w:val="28"/>
-              </w:rPr>
-              <w:t>操作說明</w:t>
-            </w:r>
-          </w:p>
-        </w:tc>
-        <w:tc>
-          <w:tcPr>
-            <w:tcW w:w="8639" w:type="dxa"/>
-          </w:tcPr>
-          <w:p>
-            <w:pPr>
-              <w:spacing w:line="400" w:lineRule="exact"/>
-              <w:jc w:val="both"/>
-              <w:textAlignment w:val="center"/>
-              <w:rPr>
-                <w:rFonts w:ascii="Times New Roman" w:eastAsia="標楷體" w:hAnsi="Times New Roman" w:hint="eastAsia"/>
-                <w:sz w:val="28"/>
-              </w:rPr>
-            </w:pPr>
-            <w:r>
-              <w:rPr>
-                <w:rFonts w:ascii="Times New Roman" w:eastAsia="標楷體" w:hAnsi="Times New Roman" w:hint="eastAsia"/>
-                <w:sz w:val="28"/>
-              </w:rPr>
-              <w:t>於</w:t>
-            </w:r>
-            <w:r>
-              <w:rPr>
-                <w:rFonts w:ascii="Times New Roman" w:eastAsia="標楷體" w:hAnsi="Times New Roman"/>
-                <w:sz w:val="28"/>
-              </w:rPr>
-              <w:t>MySQL Workbench</w:t>
-            </w:r>
-            <w:r>
-              <w:rPr>
-                <w:rFonts w:ascii="Times New Roman" w:eastAsia="標楷體" w:hAnsi="Times New Roman" w:hint="eastAsia"/>
-                <w:sz w:val="28"/>
-              </w:rPr>
-              <w:t>檔案輸入</w:t>
-            </w:r>
-            <w:r>
-              <w:rPr>
-                <w:rFonts w:ascii="Times New Roman" w:eastAsia="標楷體" w:hAnsi="Times New Roman" w:hint="eastAsia"/>
-                <w:sz w:val="28"/>
-              </w:rPr>
-              <w:t>修改</w:t>
-            </w:r>
-            <w:r>
-              <w:rPr>
-                <w:rFonts w:ascii="Times New Roman" w:eastAsia="標楷體" w:hAnsi="Times New Roman" w:hint="eastAsia"/>
-                <w:sz w:val="28"/>
-              </w:rPr>
-              <w:t>指令，</w:t>
-            </w:r>
-            <w:r>
-              <w:rPr>
-                <w:rFonts w:ascii="Times New Roman" w:eastAsia="標楷體" w:hAnsi="Times New Roman" w:hint="eastAsia"/>
-                <w:sz w:val="28"/>
-              </w:rPr>
-              <w:t>填入要修改的</w:t>
-            </w:r>
-            <w:r>
-              <w:rPr>
-                <w:rFonts w:ascii="Times New Roman" w:eastAsia="標楷體" w:hAnsi="Times New Roman" w:hint="eastAsia"/>
-                <w:sz w:val="28"/>
-              </w:rPr>
-              <w:t>醫院</w:t>
-            </w:r>
-            <w:r>
-              <w:rPr>
-                <w:rFonts w:ascii="Times New Roman" w:eastAsia="標楷體" w:hAnsi="Times New Roman" w:hint="eastAsia"/>
-                <w:sz w:val="28"/>
-              </w:rPr>
-              <w:t>i</w:t>
-            </w:r>
-            <w:r>
-              <w:rPr>
-                <w:rFonts w:ascii="Times New Roman" w:eastAsia="標楷體" w:hAnsi="Times New Roman"/>
-                <w:sz w:val="28"/>
-              </w:rPr>
-              <w:t>d</w:t>
-            </w:r>
-            <w:r>
-              <w:rPr>
-                <w:rFonts w:ascii="Times New Roman" w:eastAsia="標楷體" w:hAnsi="Times New Roman" w:hint="eastAsia"/>
-                <w:sz w:val="28"/>
-              </w:rPr>
-              <w:t>與欲修改之欄位與值</w:t>
-            </w:r>
-          </w:p>
-        </w:tc>
-      </w:tr>
     </w:tbl>
     <w:p>
       <w:pPr>
         <w:spacing w:after="0" w:line="240" w:lineRule="auto"/>
         <w:jc w:val="both"/>
         <w:rPr>
-          <w:rFonts w:ascii="Times New Roman" w:eastAsia="標楷體" w:hAnsi="Times New Roman" w:hint="eastAsia"/>
+          <w:rFonts w:ascii="Times New Roman" w:eastAsia="標楷體" w:hAnsi="Times New Roman"/>
           <w:sz w:val="28"/>
         </w:rPr>
       </w:pPr>
@@ -2911,6 +3436,56 @@
 </w:document>
 </file>
 
+<file path=word/endnotes.xml><?xml version="1.0" encoding="utf-8"?>
+<w:endnotes xmlns:wpc="http://schemas.microsoft.com/office/word/2010/wordprocessingCanvas" xmlns:cx="http://schemas.microsoft.com/office/drawing/2014/chartex" xmlns:cx1="http://schemas.microsoft.com/office/drawing/2015/9/8/chartex" xmlns:mc="http://schemas.openxmlformats.org/markup-compatibility/2006" xmlns:o="urn:schemas-microsoft-com:office:office" xmlns:r="http://schemas.openxmlformats.org/officeDocument/2006/relationships" xmlns:m="http://schemas.openxmlformats.org/officeDocument/2006/math" xmlns:v="urn:schemas-microsoft-com:vml" xmlns:wp14="http://schemas.microsoft.com/office/word/2010/wordprocessingDrawing" xmlns:wp="http://schemas.openxmlformats.org/drawingml/2006/wordprocessingDrawing" xmlns:w10="urn:schemas-microsoft-com:office:word" xmlns:w="http://schemas.openxmlformats.org/wordprocessingml/2006/main" xmlns:w14="http://schemas.microsoft.com/office/word/2010/wordml" xmlns:w15="http://schemas.microsoft.com/office/word/2012/wordml" xmlns:w16se="http://schemas.microsoft.com/office/word/2015/wordml/symex" xmlns:wpg="http://schemas.microsoft.com/office/word/2010/wordprocessingGroup" xmlns:wpi="http://schemas.microsoft.com/office/word/2010/wordprocessingInk" xmlns:wne="http://schemas.microsoft.com/office/word/2006/wordml" xmlns:wps="http://schemas.microsoft.com/office/word/2010/wordprocessingShape" mc:Ignorable="w14 w15 w16se wp14">
+  <w:endnote w:type="separator" w:id="-1">
+    <w:p>
+      <w:pPr>
+        <w:spacing w:after="0" w:line="240" w:lineRule="auto"/>
+      </w:pPr>
+      <w:r>
+        <w:separator/>
+      </w:r>
+    </w:p>
+  </w:endnote>
+  <w:endnote w:type="continuationSeparator" w:id="0">
+    <w:p>
+      <w:pPr>
+        <w:spacing w:after="0" w:line="240" w:lineRule="auto"/>
+      </w:pPr>
+      <w:r>
+        <w:continuationSeparator/>
+      </w:r>
+    </w:p>
+  </w:endnote>
+</w:endnotes>
+</file>
+
+<file path=word/footnotes.xml><?xml version="1.0" encoding="utf-8"?>
+<w:footnotes xmlns:wpc="http://schemas.microsoft.com/office/word/2010/wordprocessingCanvas" xmlns:cx="http://schemas.microsoft.com/office/drawing/2014/chartex" xmlns:cx1="http://schemas.microsoft.com/office/drawing/2015/9/8/chartex" xmlns:mc="http://schemas.openxmlformats.org/markup-compatibility/2006" xmlns:o="urn:schemas-microsoft-com:office:office" xmlns:r="http://schemas.openxmlformats.org/officeDocument/2006/relationships" xmlns:m="http://schemas.openxmlformats.org/officeDocument/2006/math" xmlns:v="urn:schemas-microsoft-com:vml" xmlns:wp14="http://schemas.microsoft.com/office/word/2010/wordprocessingDrawing" xmlns:wp="http://schemas.openxmlformats.org/drawingml/2006/wordprocessingDrawing" xmlns:w10="urn:schemas-microsoft-com:office:word" xmlns:w="http://schemas.openxmlformats.org/wordprocessingml/2006/main" xmlns:w14="http://schemas.microsoft.com/office/word/2010/wordml" xmlns:w15="http://schemas.microsoft.com/office/word/2012/wordml" xmlns:w16se="http://schemas.microsoft.com/office/word/2015/wordml/symex" xmlns:wpg="http://schemas.microsoft.com/office/word/2010/wordprocessingGroup" xmlns:wpi="http://schemas.microsoft.com/office/word/2010/wordprocessingInk" xmlns:wne="http://schemas.microsoft.com/office/word/2006/wordml" xmlns:wps="http://schemas.microsoft.com/office/word/2010/wordprocessingShape" mc:Ignorable="w14 w15 w16se wp14">
+  <w:footnote w:type="separator" w:id="-1">
+    <w:p>
+      <w:pPr>
+        <w:spacing w:after="0" w:line="240" w:lineRule="auto"/>
+      </w:pPr>
+      <w:r>
+        <w:separator/>
+      </w:r>
+    </w:p>
+  </w:footnote>
+  <w:footnote w:type="continuationSeparator" w:id="0">
+    <w:p>
+      <w:pPr>
+        <w:spacing w:after="0" w:line="240" w:lineRule="auto"/>
+      </w:pPr>
+      <w:r>
+        <w:continuationSeparator/>
+      </w:r>
+    </w:p>
+  </w:footnote>
+</w:footnotes>
+</file>
+
 <file path=word/numbering.xml><?xml version="1.0" encoding="utf-8"?>
 <w:numbering xmlns:wpc="http://schemas.microsoft.com/office/word/2010/wordprocessingCanvas" xmlns:cx="http://schemas.microsoft.com/office/drawing/2014/chartex" xmlns:cx1="http://schemas.microsoft.com/office/drawing/2015/9/8/chartex" xmlns:mc="http://schemas.openxmlformats.org/markup-compatibility/2006" xmlns:o="urn:schemas-microsoft-com:office:office" xmlns:r="http://schemas.openxmlformats.org/officeDocument/2006/relationships" xmlns:m="http://schemas.openxmlformats.org/officeDocument/2006/math" xmlns:v="urn:schemas-microsoft-com:vml" xmlns:wp14="http://schemas.microsoft.com/office/word/2010/wordprocessingDrawing" xmlns:wp="http://schemas.openxmlformats.org/drawingml/2006/wordprocessingDrawing" xmlns:w10="urn:schemas-microsoft-com:office:word" xmlns:w="http://schemas.openxmlformats.org/wordprocessingml/2006/main" xmlns:w14="http://schemas.microsoft.com/office/word/2010/wordml" xmlns:w15="http://schemas.microsoft.com/office/word/2012/wordml" xmlns:w16se="http://schemas.microsoft.com/office/word/2015/wordml/symex" xmlns:wpg="http://schemas.microsoft.com/office/word/2010/wordprocessingGroup" xmlns:wpi="http://schemas.microsoft.com/office/word/2010/wordprocessingInk" xmlns:wne="http://schemas.microsoft.com/office/word/2006/wordml" xmlns:wps="http://schemas.microsoft.com/office/word/2010/wordprocessingShape" mc:Ignorable="w14 w15 w16se wp14">
   <w:abstractNum w:abstractNumId="0" w15:restartNumberingAfterBreak="0">
@@ -3092,6 +3667,96 @@
     </w:lvl>
   </w:abstractNum>
   <w:abstractNum w:abstractNumId="2" w15:restartNumberingAfterBreak="0">
+    <w:nsid w:val="045739A8"/>
+    <w:multiLevelType w:val="hybridMultilevel"/>
+    <w:tmpl w:val="C14E4786"/>
+    <w:lvl w:ilvl="0" w:tplc="6194FF7E">
+      <w:start w:val="11"/>
+      <w:numFmt w:val="decimal"/>
+      <w:pStyle w:val="1"/>
+      <w:lvlText w:val="第%1章"/>
+      <w:lvlJc w:val="left"/>
+      <w:pPr>
+        <w:ind w:left="480" w:hanging="480"/>
+      </w:pPr>
+      <w:rPr>
+        <w:rFonts w:hint="eastAsia"/>
+      </w:rPr>
+    </w:lvl>
+    <w:lvl w:ilvl="1" w:tplc="04090019" w:tentative="1">
+      <w:start w:val="1"/>
+      <w:numFmt w:val="ideographTraditional"/>
+      <w:lvlText w:val="%2、"/>
+      <w:lvlJc w:val="left"/>
+      <w:pPr>
+        <w:ind w:left="960" w:hanging="480"/>
+      </w:pPr>
+    </w:lvl>
+    <w:lvl w:ilvl="2" w:tplc="0409001B" w:tentative="1">
+      <w:start w:val="1"/>
+      <w:numFmt w:val="lowerRoman"/>
+      <w:lvlText w:val="%3."/>
+      <w:lvlJc w:val="right"/>
+      <w:pPr>
+        <w:ind w:left="1440" w:hanging="480"/>
+      </w:pPr>
+    </w:lvl>
+    <w:lvl w:ilvl="3" w:tplc="0409000F" w:tentative="1">
+      <w:start w:val="1"/>
+      <w:numFmt w:val="decimal"/>
+      <w:lvlText w:val="%4."/>
+      <w:lvlJc w:val="left"/>
+      <w:pPr>
+        <w:ind w:left="1920" w:hanging="480"/>
+      </w:pPr>
+    </w:lvl>
+    <w:lvl w:ilvl="4" w:tplc="04090019" w:tentative="1">
+      <w:start w:val="1"/>
+      <w:numFmt w:val="ideographTraditional"/>
+      <w:lvlText w:val="%5、"/>
+      <w:lvlJc w:val="left"/>
+      <w:pPr>
+        <w:ind w:left="2400" w:hanging="480"/>
+      </w:pPr>
+    </w:lvl>
+    <w:lvl w:ilvl="5" w:tplc="0409001B" w:tentative="1">
+      <w:start w:val="1"/>
+      <w:numFmt w:val="lowerRoman"/>
+      <w:lvlText w:val="%6."/>
+      <w:lvlJc w:val="right"/>
+      <w:pPr>
+        <w:ind w:left="2880" w:hanging="480"/>
+      </w:pPr>
+    </w:lvl>
+    <w:lvl w:ilvl="6" w:tplc="0409000F" w:tentative="1">
+      <w:start w:val="1"/>
+      <w:numFmt w:val="decimal"/>
+      <w:lvlText w:val="%7."/>
+      <w:lvlJc w:val="left"/>
+      <w:pPr>
+        <w:ind w:left="3360" w:hanging="480"/>
+      </w:pPr>
+    </w:lvl>
+    <w:lvl w:ilvl="7" w:tplc="04090019" w:tentative="1">
+      <w:start w:val="1"/>
+      <w:numFmt w:val="ideographTraditional"/>
+      <w:lvlText w:val="%8、"/>
+      <w:lvlJc w:val="left"/>
+      <w:pPr>
+        <w:ind w:left="3840" w:hanging="480"/>
+      </w:pPr>
+    </w:lvl>
+    <w:lvl w:ilvl="8" w:tplc="0409001B" w:tentative="1">
+      <w:start w:val="1"/>
+      <w:numFmt w:val="lowerRoman"/>
+      <w:lvlText w:val="%9."/>
+      <w:lvlJc w:val="right"/>
+      <w:pPr>
+        <w:ind w:left="4320" w:hanging="480"/>
+      </w:pPr>
+    </w:lvl>
+  </w:abstractNum>
+  <w:abstractNum w:abstractNumId="3" w15:restartNumberingAfterBreak="0">
     <w:nsid w:val="0BA01A64"/>
     <w:multiLevelType w:val="hybridMultilevel"/>
     <w:tmpl w:val="0D0844D2"/>
@@ -3180,7 +3845,7 @@
       </w:pPr>
     </w:lvl>
   </w:abstractNum>
-  <w:abstractNum w:abstractNumId="3" w15:restartNumberingAfterBreak="0">
+  <w:abstractNum w:abstractNumId="4" w15:restartNumberingAfterBreak="0">
     <w:nsid w:val="2D677380"/>
     <w:multiLevelType w:val="hybridMultilevel"/>
     <w:tmpl w:val="264ECA02"/>
@@ -3269,7 +3934,7 @@
       </w:pPr>
     </w:lvl>
   </w:abstractNum>
-  <w:abstractNum w:abstractNumId="4" w15:restartNumberingAfterBreak="0">
+  <w:abstractNum w:abstractNumId="5" w15:restartNumberingAfterBreak="0">
     <w:nsid w:val="3D4832D4"/>
     <w:multiLevelType w:val="hybridMultilevel"/>
     <w:tmpl w:val="411E8D0C"/>
@@ -3358,7 +4023,7 @@
       </w:pPr>
     </w:lvl>
   </w:abstractNum>
-  <w:abstractNum w:abstractNumId="5" w15:restartNumberingAfterBreak="0">
+  <w:abstractNum w:abstractNumId="6" w15:restartNumberingAfterBreak="0">
     <w:nsid w:val="68204DE6"/>
     <w:multiLevelType w:val="hybridMultilevel"/>
     <w:tmpl w:val="DBC82F66"/>
@@ -3447,7 +4112,7 @@
       </w:pPr>
     </w:lvl>
   </w:abstractNum>
-  <w:abstractNum w:abstractNumId="6" w15:restartNumberingAfterBreak="0">
+  <w:abstractNum w:abstractNumId="7" w15:restartNumberingAfterBreak="0">
     <w:nsid w:val="700D73D7"/>
     <w:multiLevelType w:val="hybridMultilevel"/>
     <w:tmpl w:val="570E1D0A"/>
@@ -3536,7 +4201,7 @@
       </w:pPr>
     </w:lvl>
   </w:abstractNum>
-  <w:abstractNum w:abstractNumId="7" w15:restartNumberingAfterBreak="0">
+  <w:abstractNum w:abstractNumId="8" w15:restartNumberingAfterBreak="0">
     <w:nsid w:val="7A9460EC"/>
     <w:multiLevelType w:val="hybridMultilevel"/>
     <w:tmpl w:val="1422D254"/>
@@ -3626,28 +4291,31 @@
     </w:lvl>
   </w:abstractNum>
   <w:num w:numId="1">
-    <w:abstractNumId w:val="3"/>
+    <w:abstractNumId w:val="4"/>
   </w:num>
   <w:num w:numId="2">
-    <w:abstractNumId w:val="4"/>
+    <w:abstractNumId w:val="5"/>
   </w:num>
   <w:num w:numId="3">
     <w:abstractNumId w:val="0"/>
   </w:num>
   <w:num w:numId="4">
+    <w:abstractNumId w:val="8"/>
+  </w:num>
+  <w:num w:numId="5">
     <w:abstractNumId w:val="7"/>
   </w:num>
-  <w:num w:numId="5">
-    <w:abstractNumId w:val="6"/>
-  </w:num>
   <w:num w:numId="6">
-    <w:abstractNumId w:val="2"/>
+    <w:abstractNumId w:val="3"/>
   </w:num>
   <w:num w:numId="7">
     <w:abstractNumId w:val="1"/>
   </w:num>
   <w:num w:numId="8">
-    <w:abstractNumId w:val="5"/>
+    <w:abstractNumId w:val="6"/>
+  </w:num>
+  <w:num w:numId="9">
+    <w:abstractNumId w:val="2"/>
   </w:num>
 </w:numbering>
 </file>
@@ -4059,17 +4727,19 @@
     <w:link w:val="10"/>
     <w:uiPriority w:val="9"/>
     <w:qFormat/>
-    <w:rsid w:val="00FB2F04"/>
+    <w:rsid w:val="00AF0C39"/>
     <w:pPr>
       <w:keepNext/>
       <w:keepLines/>
+      <w:numPr>
+        <w:numId w:val="9"/>
+      </w:numPr>
       <w:spacing w:before="480" w:after="80"/>
       <w:jc w:val="center"/>
       <w:outlineLvl w:val="0"/>
     </w:pPr>
     <w:rPr>
       <w:rFonts w:ascii="Times New Roman" w:eastAsia="標楷體" w:hAnsi="Times New Roman" w:cstheme="majorBidi"/>
-      <w:b/>
       <w:sz w:val="36"/>
       <w:szCs w:val="48"/>
     </w:rPr>
@@ -4283,10 +4953,9 @@
     <w:basedOn w:val="a0"/>
     <w:link w:val="1"/>
     <w:uiPriority w:val="9"/>
-    <w:rsid w:val="00FB2F04"/>
+    <w:rsid w:val="00AF0C39"/>
     <w:rPr>
       <w:rFonts w:ascii="Times New Roman" w:eastAsia="標楷體" w:hAnsi="Times New Roman" w:cstheme="majorBidi"/>
-      <w:b/>
       <w:sz w:val="36"/>
       <w:szCs w:val="48"/>
     </w:rPr>
@@ -4584,6 +5253,79 @@
         <w:insideV w:val="single" w:sz="4" w:space="0" w:color="auto"/>
       </w:tblBorders>
     </w:tblPr>
+  </w:style>
+  <w:style w:type="paragraph" w:styleId="af">
+    <w:name w:val="header"/>
+    <w:basedOn w:val="a"/>
+    <w:link w:val="af0"/>
+    <w:uiPriority w:val="99"/>
+    <w:unhideWhenUsed/>
+    <w:rsid w:val="00AF0C39"/>
+    <w:pPr>
+      <w:tabs>
+        <w:tab w:val="center" w:pos="4153"/>
+        <w:tab w:val="right" w:pos="8306"/>
+      </w:tabs>
+      <w:snapToGrid w:val="0"/>
+    </w:pPr>
+    <w:rPr>
+      <w:sz w:val="20"/>
+      <w:szCs w:val="20"/>
+    </w:rPr>
+  </w:style>
+  <w:style w:type="character" w:customStyle="1" w:styleId="af0">
+    <w:name w:val="頁首 字元"/>
+    <w:basedOn w:val="a0"/>
+    <w:link w:val="af"/>
+    <w:uiPriority w:val="99"/>
+    <w:rsid w:val="00AF0C39"/>
+    <w:rPr>
+      <w:sz w:val="20"/>
+      <w:szCs w:val="20"/>
+    </w:rPr>
+  </w:style>
+  <w:style w:type="paragraph" w:styleId="af1">
+    <w:name w:val="footer"/>
+    <w:basedOn w:val="a"/>
+    <w:link w:val="af2"/>
+    <w:uiPriority w:val="99"/>
+    <w:unhideWhenUsed/>
+    <w:rsid w:val="00AF0C39"/>
+    <w:pPr>
+      <w:tabs>
+        <w:tab w:val="center" w:pos="4153"/>
+        <w:tab w:val="right" w:pos="8306"/>
+      </w:tabs>
+      <w:snapToGrid w:val="0"/>
+    </w:pPr>
+    <w:rPr>
+      <w:sz w:val="20"/>
+      <w:szCs w:val="20"/>
+    </w:rPr>
+  </w:style>
+  <w:style w:type="character" w:customStyle="1" w:styleId="af2">
+    <w:name w:val="頁尾 字元"/>
+    <w:basedOn w:val="a0"/>
+    <w:link w:val="af1"/>
+    <w:uiPriority w:val="99"/>
+    <w:rsid w:val="00AF0C39"/>
+    <w:rPr>
+      <w:sz w:val="20"/>
+      <w:szCs w:val="20"/>
+    </w:rPr>
+  </w:style>
+  <w:style w:type="paragraph" w:styleId="af3">
+    <w:name w:val="caption"/>
+    <w:basedOn w:val="a"/>
+    <w:next w:val="a"/>
+    <w:uiPriority w:val="35"/>
+    <w:unhideWhenUsed/>
+    <w:qFormat/>
+    <w:rsid w:val="00AF0C39"/>
+    <w:rPr>
+      <w:sz w:val="20"/>
+      <w:szCs w:val="20"/>
+    </w:rPr>
   </w:style>
 </w:styles>
 </file>
@@ -4908,7 +5650,7 @@
 </file>
 
 <file path=customXml/itemProps1.xml><?xml version="1.0" encoding="utf-8"?>
-<ds:datastoreItem xmlns:ds="http://schemas.openxmlformats.org/officeDocument/2006/customXml" ds:itemID="{CFCCEAD5-0E49-4996-B0E6-F9DCA63A5036}">
+<ds:datastoreItem xmlns:ds="http://schemas.openxmlformats.org/officeDocument/2006/customXml" ds:itemID="{B4C3E5FA-0793-44F8-929A-E5C25B30A5E7}">
   <ds:schemaRefs>
     <ds:schemaRef ds:uri="http://schemas.openxmlformats.org/officeDocument/2006/bibliography"/>
   </ds:schemaRefs>
